--- a/Biblioteca de Soporte/2. PERFIL PROYECTO/PERF_V1.0.2..docx
+++ b/Biblioteca de Soporte/2. PERFIL PROYECTO/PERF_V1.0.2..docx
@@ -789,7 +789,7 @@
               </wp:anchor>
             </w:drawing>
           </mc:Choice>
-          <mc:Fallback xmlns:w16du="http://schemas.microsoft.com/office/word/2023/wordml/word16du" xmlns:w16sdtfl="http://schemas.microsoft.com/office/word/2024/wordml/sdtformatlock" xmlns:dgm="http://schemas.openxmlformats.org/drawingml/2006/diagram" xmlns:lc="http://schemas.openxmlformats.org/drawingml/2006/lockedCanvas" xmlns:c="http://schemas.openxmlformats.org/drawingml/2006/chart" xmlns:pic="http://schemas.openxmlformats.org/drawingml/2006/picture" xmlns:a="http://schemas.openxmlformats.org/drawingml/2006/main" xmlns:sl="http://schemas.openxmlformats.org/schemaLibrary/2006/main">
+          <mc:Fallback xmlns:sl="http://schemas.openxmlformats.org/schemaLibrary/2006/main" xmlns:a="http://schemas.openxmlformats.org/drawingml/2006/main" xmlns:pic="http://schemas.openxmlformats.org/drawingml/2006/picture" xmlns:c="http://schemas.openxmlformats.org/drawingml/2006/chart" xmlns:lc="http://schemas.openxmlformats.org/drawingml/2006/lockedCanvas" xmlns:dgm="http://schemas.openxmlformats.org/drawingml/2006/diagram" xmlns:w16sdtfl="http://schemas.microsoft.com/office/word/2024/wordml/sdtformatlock" xmlns:w16du="http://schemas.microsoft.com/office/word/2023/wordml/word16du">
             <w:drawing>
               <wp:anchor distT="0" distB="0" distL="114300" distR="114300" simplePos="0" relativeHeight="0" behindDoc="0" locked="0" layoutInCell="1" hidden="0" allowOverlap="1" wp14:anchorId="745B92C5" wp14:editId="7777777">
                 <wp:simplePos x="0" y="0"/>
@@ -3706,340 +3706,1442 @@
     </w:p>
     <w:p>
       <w:pPr>
-        <w:jc w:val="both"/>
-        <w:rPr>
-          <w:rFonts w:ascii="Arial" w:eastAsia="Arial" w:hAnsi="Arial" w:cs="Arial"/>
-          <w:b/>
-          <w:bCs/>
-          <w:sz w:val="24"/>
-          <w:szCs w:val="24"/>
-        </w:rPr>
-      </w:pPr>
-    </w:p>
-    <w:p>
-      <w:pPr>
         <w:pStyle w:val="Prrafodelista"/>
-        <w:numPr>
-          <w:ilvl w:val="0"/>
-          <w:numId w:val="35"/>
-        </w:numPr>
-        <w:jc w:val="both"/>
-        <w:rPr>
-          <w:b/>
-          <w:bCs/>
-          <w:sz w:val="24"/>
-          <w:szCs w:val="24"/>
-        </w:rPr>
-      </w:pPr>
-      <w:r>
-        <w:rPr>
-          <w:b/>
-          <w:bCs/>
-          <w:sz w:val="24"/>
-          <w:szCs w:val="24"/>
-        </w:rPr>
-        <w:t>Módulo de Gestión de Medicamentos (CRUD completo)</w:t>
-      </w:r>
-    </w:p>
-    <w:p>
-      <w:pPr>
-        <w:numPr>
-          <w:ilvl w:val="0"/>
-          <w:numId w:val="33"/>
-        </w:numPr>
-        <w:jc w:val="both"/>
-        <w:rPr>
-          <w:rFonts w:ascii="Arial" w:eastAsia="Arial" w:hAnsi="Arial" w:cs="Arial"/>
-          <w:sz w:val="24"/>
-          <w:szCs w:val="24"/>
-          <w:lang w:val="es"/>
-        </w:rPr>
-      </w:pPr>
-      <w:r>
-        <w:rPr>
-          <w:rFonts w:ascii="Arial" w:eastAsia="Arial" w:hAnsi="Arial" w:cs="Arial"/>
-          <w:sz w:val="24"/>
-          <w:szCs w:val="24"/>
-          <w:lang w:val="es"/>
-        </w:rPr>
-        <w:t>Registro de medicamentos con información clínica relevante: nombre, presentación, dosis, frecuencia, horario, duración, notas opcionales e ícono identificativo.</w:t>
-      </w:r>
-    </w:p>
-    <w:p>
-      <w:pPr>
-        <w:numPr>
-          <w:ilvl w:val="0"/>
-          <w:numId w:val="33"/>
-        </w:numPr>
-        <w:jc w:val="both"/>
-        <w:rPr>
-          <w:rFonts w:ascii="Arial" w:eastAsia="Arial" w:hAnsi="Arial" w:cs="Arial"/>
-          <w:sz w:val="24"/>
-          <w:szCs w:val="24"/>
-          <w:lang w:val="es"/>
-        </w:rPr>
-      </w:pPr>
-      <w:r>
-        <w:rPr>
-          <w:rFonts w:ascii="Arial" w:eastAsia="Arial" w:hAnsi="Arial" w:cs="Arial"/>
-          <w:sz w:val="24"/>
-          <w:szCs w:val="24"/>
-          <w:lang w:val="es"/>
-        </w:rPr>
-        <w:t>Visualización clara y ordenada de todos los medicamentos activos, optimizada para adultos mayores.</w:t>
-      </w:r>
-    </w:p>
-    <w:p>
-      <w:pPr>
-        <w:numPr>
-          <w:ilvl w:val="0"/>
-          <w:numId w:val="33"/>
-        </w:numPr>
-        <w:jc w:val="both"/>
-        <w:rPr>
-          <w:rFonts w:ascii="Arial" w:eastAsia="Arial" w:hAnsi="Arial" w:cs="Arial"/>
-          <w:sz w:val="24"/>
-          <w:szCs w:val="24"/>
-          <w:lang w:val="es"/>
-        </w:rPr>
-      </w:pPr>
-      <w:r>
-        <w:rPr>
-          <w:rFonts w:ascii="Arial" w:eastAsia="Arial" w:hAnsi="Arial" w:cs="Arial"/>
-          <w:sz w:val="24"/>
-          <w:szCs w:val="24"/>
-          <w:lang w:val="es"/>
-        </w:rPr>
-        <w:t>Edición de medicamentos existentes ante cambios en la prescripción médica, sin pérdida de información previa.</w:t>
-      </w:r>
-    </w:p>
-    <w:p>
-      <w:pPr>
-        <w:numPr>
-          <w:ilvl w:val="0"/>
-          <w:numId w:val="33"/>
-        </w:numPr>
-        <w:jc w:val="both"/>
-        <w:rPr>
-          <w:rFonts w:ascii="Arial" w:eastAsia="Arial" w:hAnsi="Arial" w:cs="Arial"/>
-          <w:sz w:val="24"/>
-          <w:szCs w:val="24"/>
-          <w:lang w:val="es"/>
-        </w:rPr>
-      </w:pPr>
-      <w:r>
-        <w:rPr>
-          <w:rFonts w:ascii="Arial" w:eastAsia="Arial" w:hAnsi="Arial" w:cs="Arial"/>
-          <w:sz w:val="24"/>
-          <w:szCs w:val="24"/>
-          <w:lang w:val="es"/>
-        </w:rPr>
-        <w:t>Eliminación de medicamentos finalizados o suspendidos, garantizando la cancelación automática de sus recordatorios asociados.</w:t>
-      </w:r>
-    </w:p>
-    <w:p>
-      <w:pPr>
-        <w:ind w:left="720"/>
-        <w:jc w:val="both"/>
-        <w:rPr>
-          <w:rFonts w:ascii="Arial" w:eastAsia="Arial" w:hAnsi="Arial" w:cs="Arial"/>
-          <w:sz w:val="24"/>
-          <w:szCs w:val="24"/>
-          <w:lang w:val="es"/>
+        <w:rPr>
+          <w:b/>
+          <w:bCs/>
         </w:rPr>
       </w:pPr>
     </w:p>
     <w:p>
       <w:pPr>
         <w:pStyle w:val="Prrafodelista"/>
-        <w:numPr>
-          <w:ilvl w:val="0"/>
-          <w:numId w:val="35"/>
-        </w:numPr>
-        <w:jc w:val="both"/>
-        <w:rPr>
-          <w:b/>
-          <w:bCs/>
-          <w:sz w:val="24"/>
-          <w:szCs w:val="24"/>
-        </w:rPr>
-      </w:pPr>
-      <w:r>
-        <w:rPr>
-          <w:b/>
-          <w:bCs/>
-          <w:sz w:val="24"/>
-          <w:szCs w:val="24"/>
-        </w:rPr>
-        <w:t>Módulo de Recordatorios de Medicación</w:t>
-      </w:r>
-    </w:p>
-    <w:p>
-      <w:pPr>
-        <w:numPr>
-          <w:ilvl w:val="0"/>
-          <w:numId w:val="33"/>
-        </w:numPr>
-        <w:jc w:val="both"/>
-        <w:rPr>
-          <w:rFonts w:ascii="Arial" w:eastAsia="Arial" w:hAnsi="Arial" w:cs="Arial"/>
-          <w:sz w:val="24"/>
-          <w:szCs w:val="24"/>
-          <w:lang w:val="es"/>
-        </w:rPr>
-      </w:pPr>
-      <w:r>
-        <w:rPr>
-          <w:rFonts w:ascii="Arial" w:eastAsia="Arial" w:hAnsi="Arial" w:cs="Arial"/>
-          <w:sz w:val="24"/>
-          <w:szCs w:val="24"/>
-          <w:lang w:val="es"/>
-        </w:rPr>
-        <w:t>Configuración de alertas automáticas basadas en los horarios definidos por el usuario.</w:t>
-      </w:r>
-    </w:p>
-    <w:p>
-      <w:pPr>
-        <w:numPr>
-          <w:ilvl w:val="0"/>
-          <w:numId w:val="33"/>
-        </w:numPr>
-        <w:jc w:val="both"/>
-        <w:rPr>
-          <w:rFonts w:ascii="Arial" w:eastAsia="Arial" w:hAnsi="Arial" w:cs="Arial"/>
-          <w:sz w:val="24"/>
-          <w:szCs w:val="24"/>
-          <w:lang w:val="es"/>
-        </w:rPr>
-      </w:pPr>
-      <w:r>
-        <w:rPr>
-          <w:rFonts w:ascii="Arial" w:eastAsia="Arial" w:hAnsi="Arial" w:cs="Arial"/>
-          <w:sz w:val="24"/>
-          <w:szCs w:val="24"/>
-          <w:lang w:val="es"/>
-        </w:rPr>
-        <w:t>Emisión de notificaciones visuales, sonoras y por vibración mediante las capacidades nativas del navegador.</w:t>
-      </w:r>
-    </w:p>
-    <w:p>
-      <w:pPr>
-        <w:numPr>
-          <w:ilvl w:val="0"/>
-          <w:numId w:val="33"/>
-        </w:numPr>
-        <w:jc w:val="both"/>
-        <w:rPr>
-          <w:rFonts w:ascii="Arial" w:eastAsia="Arial" w:hAnsi="Arial" w:cs="Arial"/>
-          <w:sz w:val="24"/>
-          <w:szCs w:val="24"/>
-          <w:lang w:val="es"/>
-        </w:rPr>
-      </w:pPr>
-      <w:r>
-        <w:rPr>
-          <w:rFonts w:ascii="Arial" w:eastAsia="Arial" w:hAnsi="Arial" w:cs="Arial"/>
-          <w:sz w:val="24"/>
-          <w:szCs w:val="24"/>
-          <w:lang w:val="es"/>
-        </w:rPr>
-        <w:t xml:space="preserve">Funcionamiento en segundo plano utilizando </w:t>
-      </w:r>
-      <w:proofErr w:type="spellStart"/>
-      <w:r>
-        <w:rPr>
-          <w:rFonts w:ascii="Arial" w:eastAsia="Arial" w:hAnsi="Arial" w:cs="Arial"/>
-          <w:sz w:val="24"/>
-          <w:szCs w:val="24"/>
-          <w:lang w:val="es"/>
-        </w:rPr>
-        <w:t>Service</w:t>
-      </w:r>
-      <w:proofErr w:type="spellEnd"/>
-      <w:r>
-        <w:rPr>
-          <w:rFonts w:ascii="Arial" w:eastAsia="Arial" w:hAnsi="Arial" w:cs="Arial"/>
-          <w:sz w:val="24"/>
-          <w:szCs w:val="24"/>
-          <w:lang w:val="es"/>
-        </w:rPr>
-        <w:t xml:space="preserve"> </w:t>
-      </w:r>
-      <w:proofErr w:type="spellStart"/>
-      <w:r>
-        <w:rPr>
-          <w:rFonts w:ascii="Arial" w:eastAsia="Arial" w:hAnsi="Arial" w:cs="Arial"/>
-          <w:sz w:val="24"/>
-          <w:szCs w:val="24"/>
-          <w:lang w:val="es"/>
-        </w:rPr>
-        <w:t>Workers</w:t>
-      </w:r>
-      <w:proofErr w:type="spellEnd"/>
-      <w:r>
-        <w:rPr>
-          <w:rFonts w:ascii="Arial" w:eastAsia="Arial" w:hAnsi="Arial" w:cs="Arial"/>
-          <w:sz w:val="24"/>
-          <w:szCs w:val="24"/>
-          <w:lang w:val="es"/>
-        </w:rPr>
-        <w:t>, incluso con el navegador cerrado o el dispositivo bloqueado.</w:t>
-      </w:r>
-    </w:p>
-    <w:p>
-      <w:pPr>
-        <w:numPr>
-          <w:ilvl w:val="0"/>
-          <w:numId w:val="33"/>
-        </w:numPr>
-        <w:jc w:val="both"/>
-        <w:rPr>
-          <w:rFonts w:ascii="Arial" w:eastAsia="Arial" w:hAnsi="Arial" w:cs="Arial"/>
-          <w:sz w:val="24"/>
-          <w:szCs w:val="24"/>
-          <w:lang w:val="es"/>
-        </w:rPr>
-      </w:pPr>
-      <w:r>
-        <w:rPr>
-          <w:rFonts w:ascii="Arial" w:eastAsia="Arial" w:hAnsi="Arial" w:cs="Arial"/>
-          <w:sz w:val="24"/>
-          <w:szCs w:val="24"/>
-          <w:lang w:val="es"/>
-        </w:rPr>
-        <w:t>Acciones disponibles en la notificación: Tomada, Posponer y Omitir, con actualización inmediata del estado del medicamento.</w:t>
-      </w:r>
-    </w:p>
-    <w:p>
-      <w:pPr>
-        <w:rPr>
-          <w:sz w:val="24"/>
-          <w:szCs w:val="24"/>
-        </w:rPr>
-      </w:pPr>
-    </w:p>
-    <w:p>
-      <w:pPr>
-        <w:spacing w:after="0" w:line="360" w:lineRule="auto"/>
-        <w:ind w:left="720"/>
-        <w:rPr>
-          <w:rFonts w:ascii="Arial" w:eastAsia="Arial" w:hAnsi="Arial" w:cs="Arial"/>
-          <w:color w:val="000000"/>
-          <w:sz w:val="24"/>
-          <w:szCs w:val="24"/>
+        <w:rPr>
+          <w:b/>
+          <w:bCs/>
+          <w:lang w:val="es-EC"/>
         </w:rPr>
       </w:pPr>
       <w:bookmarkStart w:id="14" w:name="_heading=h.4d34og8" w:colFirst="0" w:colLast="0"/>
       <w:bookmarkEnd w:id="14"/>
       <w:r>
         <w:rPr>
+          <w:b/>
+          <w:bCs/>
+          <w:lang w:val="es-EC"/>
+        </w:rPr>
+        <w:t>1. Módulo de Gestión de Medicamentos (CRUD completo)</w:t>
+      </w:r>
+    </w:p>
+    <w:p>
+      <w:pPr>
+        <w:spacing w:after="0" w:line="360" w:lineRule="auto"/>
+        <w:ind w:left="720"/>
+        <w:jc w:val="both"/>
+        <w:rPr>
+          <w:rFonts w:ascii="Arial" w:eastAsia="Arial" w:hAnsi="Arial" w:cs="Arial"/>
+          <w:sz w:val="24"/>
+          <w:szCs w:val="24"/>
+        </w:rPr>
+      </w:pPr>
+      <w:r>
+        <w:rPr>
+          <w:rFonts w:ascii="Arial" w:eastAsia="Arial" w:hAnsi="Arial" w:cs="Arial"/>
+          <w:sz w:val="24"/>
+          <w:szCs w:val="24"/>
+        </w:rPr>
+        <w:t>• Registro de medicamentos con información clínica relevante: nombre, presentación, dosis, frecuencia, horario, duración, notas opcionales e ícono identificativo.</w:t>
+      </w:r>
+    </w:p>
+    <w:p>
+      <w:pPr>
+        <w:spacing w:after="0" w:line="360" w:lineRule="auto"/>
+        <w:ind w:left="720"/>
+        <w:jc w:val="both"/>
+        <w:rPr>
+          <w:rFonts w:ascii="Arial" w:eastAsia="Arial" w:hAnsi="Arial" w:cs="Arial"/>
+          <w:sz w:val="24"/>
+          <w:szCs w:val="24"/>
+        </w:rPr>
+      </w:pPr>
+      <w:r>
+        <w:rPr>
+          <w:rFonts w:ascii="Arial" w:eastAsia="Arial" w:hAnsi="Arial" w:cs="Arial"/>
+          <w:sz w:val="24"/>
+          <w:szCs w:val="24"/>
+        </w:rPr>
+        <w:t>• Visualización clara y ordenada de todos los medicamentos activos, optimizada para adultos mayores con interfaz de alto contraste y tipografía legible.</w:t>
+      </w:r>
+    </w:p>
+    <w:p>
+      <w:pPr>
+        <w:spacing w:after="0" w:line="360" w:lineRule="auto"/>
+        <w:ind w:left="720"/>
+        <w:jc w:val="both"/>
+        <w:rPr>
+          <w:rFonts w:ascii="Arial" w:eastAsia="Arial" w:hAnsi="Arial" w:cs="Arial"/>
+          <w:sz w:val="24"/>
+          <w:szCs w:val="24"/>
+        </w:rPr>
+      </w:pPr>
+      <w:r>
+        <w:rPr>
+          <w:rFonts w:ascii="Arial" w:eastAsia="Arial" w:hAnsi="Arial" w:cs="Arial"/>
+          <w:sz w:val="24"/>
+          <w:szCs w:val="24"/>
+        </w:rPr>
+        <w:t>• Edición de medicamentos existentes ante cambios en la prescripción médica, sin pérdida de información previa ni de los registros históricos asociados.</w:t>
+      </w:r>
+    </w:p>
+    <w:p>
+      <w:pPr>
+        <w:spacing w:after="0" w:line="360" w:lineRule="auto"/>
+        <w:ind w:left="720"/>
+        <w:jc w:val="both"/>
+        <w:rPr>
+          <w:rFonts w:ascii="Arial" w:eastAsia="Arial" w:hAnsi="Arial" w:cs="Arial"/>
+          <w:sz w:val="24"/>
+          <w:szCs w:val="24"/>
+        </w:rPr>
+      </w:pPr>
+      <w:r>
+        <w:rPr>
+          <w:rFonts w:ascii="Arial" w:eastAsia="Arial" w:hAnsi="Arial" w:cs="Arial"/>
+          <w:sz w:val="24"/>
+          <w:szCs w:val="24"/>
+        </w:rPr>
+        <w:t>• Eliminación de medicamentos finalizados o suspendidos, garantizando la cancelación automática de sus recordatorios asociados y preservando el historial para análisis retrospectivo.</w:t>
+      </w:r>
+    </w:p>
+    <w:p>
+      <w:pPr>
+        <w:spacing w:after="0" w:line="360" w:lineRule="auto"/>
+        <w:ind w:left="720"/>
+        <w:jc w:val="both"/>
+        <w:rPr>
+          <w:rFonts w:ascii="Arial" w:eastAsia="Arial" w:hAnsi="Arial" w:cs="Arial"/>
+          <w:sz w:val="24"/>
+          <w:szCs w:val="24"/>
+        </w:rPr>
+      </w:pPr>
+      <w:r>
+        <w:rPr>
+          <w:rFonts w:ascii="Arial" w:eastAsia="Arial" w:hAnsi="Arial" w:cs="Arial"/>
+          <w:sz w:val="24"/>
+          <w:szCs w:val="24"/>
+        </w:rPr>
+        <w:t>• Filtrado de medicamentos por paciente, permitiendo la gestión de tratamientos para múltiples personas desde un mismo dispositivo.</w:t>
+      </w:r>
+    </w:p>
+    <w:p>
+      <w:pPr>
+        <w:spacing w:after="0" w:line="360" w:lineRule="auto"/>
+        <w:ind w:left="720"/>
+        <w:jc w:val="both"/>
+        <w:rPr>
+          <w:rFonts w:ascii="Arial" w:eastAsia="Arial" w:hAnsi="Arial" w:cs="Arial"/>
+          <w:sz w:val="24"/>
+          <w:szCs w:val="24"/>
+        </w:rPr>
+      </w:pPr>
+    </w:p>
+    <w:p>
+      <w:pPr>
+        <w:pStyle w:val="Prrafodelista"/>
+        <w:rPr>
+          <w:b/>
+          <w:bCs/>
+        </w:rPr>
+      </w:pPr>
+      <w:r>
+        <w:rPr>
+          <w:b/>
+          <w:bCs/>
+        </w:rPr>
+        <w:t>2. Módulo de Recordatorios de Medicación</w:t>
+      </w:r>
+    </w:p>
+    <w:p>
+      <w:pPr>
+        <w:spacing w:after="0" w:line="360" w:lineRule="auto"/>
+        <w:ind w:left="720"/>
+        <w:jc w:val="both"/>
+        <w:rPr>
+          <w:rFonts w:ascii="Arial" w:eastAsia="Arial" w:hAnsi="Arial" w:cs="Arial"/>
+          <w:sz w:val="24"/>
+          <w:szCs w:val="24"/>
+        </w:rPr>
+      </w:pPr>
+      <w:r>
+        <w:rPr>
+          <w:rFonts w:ascii="Arial" w:eastAsia="Arial" w:hAnsi="Arial" w:cs="Arial"/>
+          <w:sz w:val="24"/>
+          <w:szCs w:val="24"/>
+        </w:rPr>
+        <w:t>• Configuración de alertas automáticas basadas en los horarios definidos por el usuario, con generación automática de tomas programadas según frecuencia y duración del tratamiento.</w:t>
+      </w:r>
+    </w:p>
+    <w:p>
+      <w:pPr>
+        <w:spacing w:after="0" w:line="360" w:lineRule="auto"/>
+        <w:ind w:left="720"/>
+        <w:jc w:val="both"/>
+        <w:rPr>
+          <w:rFonts w:ascii="Arial" w:eastAsia="Arial" w:hAnsi="Arial" w:cs="Arial"/>
+          <w:sz w:val="24"/>
+          <w:szCs w:val="24"/>
+        </w:rPr>
+      </w:pPr>
+      <w:r>
+        <w:rPr>
+          <w:rFonts w:ascii="Arial" w:eastAsia="Arial" w:hAnsi="Arial" w:cs="Arial"/>
+          <w:sz w:val="24"/>
+          <w:szCs w:val="24"/>
+        </w:rPr>
+        <w:t>• Emisión de notificaciones visuales en pantalla con información clara del medicamento, dosis y hora programada, utilizando elementos visuales destacados y accesibles.</w:t>
+      </w:r>
+    </w:p>
+    <w:p>
+      <w:pPr>
+        <w:spacing w:after="0" w:line="360" w:lineRule="auto"/>
+        <w:ind w:left="720"/>
+        <w:jc w:val="both"/>
+        <w:rPr>
+          <w:rFonts w:ascii="Arial" w:eastAsia="Arial" w:hAnsi="Arial" w:cs="Arial"/>
+          <w:sz w:val="24"/>
+          <w:szCs w:val="24"/>
+        </w:rPr>
+      </w:pPr>
+      <w:r>
+        <w:rPr>
+          <w:rFonts w:ascii="Arial" w:eastAsia="Arial" w:hAnsi="Arial" w:cs="Arial"/>
+          <w:sz w:val="24"/>
+          <w:szCs w:val="24"/>
+        </w:rPr>
+        <w:t>• Reproducción de alertas sonoras continuas mediante síntesis de audio nativa del navegador, con repetición cada 3 segundos hasta confirmación del usuario.</w:t>
+      </w:r>
+    </w:p>
+    <w:p>
+      <w:pPr>
+        <w:spacing w:after="0" w:line="360" w:lineRule="auto"/>
+        <w:ind w:left="720"/>
+        <w:jc w:val="both"/>
+        <w:rPr>
+          <w:rFonts w:ascii="Arial" w:eastAsia="Arial" w:hAnsi="Arial" w:cs="Arial"/>
+          <w:sz w:val="24"/>
+          <w:szCs w:val="24"/>
+        </w:rPr>
+      </w:pPr>
+      <w:r>
+        <w:rPr>
+          <w:rFonts w:ascii="Arial" w:eastAsia="Arial" w:hAnsi="Arial" w:cs="Arial"/>
+          <w:sz w:val="24"/>
+          <w:szCs w:val="24"/>
+        </w:rPr>
+        <w:t>• Vibración en dispositivos compatibles como canal adicional de notificación para usuarios con dificultades auditivas o visuales.</w:t>
+      </w:r>
+    </w:p>
+    <w:p>
+      <w:pPr>
+        <w:spacing w:after="0" w:line="360" w:lineRule="auto"/>
+        <w:ind w:left="720"/>
+        <w:jc w:val="both"/>
+        <w:rPr>
+          <w:rFonts w:ascii="Arial" w:eastAsia="Arial" w:hAnsi="Arial" w:cs="Arial"/>
+          <w:sz w:val="24"/>
+          <w:szCs w:val="24"/>
+        </w:rPr>
+      </w:pPr>
+      <w:r>
+        <w:rPr>
+          <w:rFonts w:ascii="Arial" w:eastAsia="Arial" w:hAnsi="Arial" w:cs="Arial"/>
+          <w:sz w:val="24"/>
+          <w:szCs w:val="24"/>
+        </w:rPr>
+        <w:t>• Funcionamiento mediante verificación periódica del sistema de reloj interno, que monitorea cada minuto las tomas pendientes y activa las notificaciones correspondientes.</w:t>
+      </w:r>
+    </w:p>
+    <w:p>
+      <w:pPr>
+        <w:spacing w:after="0" w:line="360" w:lineRule="auto"/>
+        <w:ind w:left="720"/>
+        <w:jc w:val="both"/>
+        <w:rPr>
+          <w:rFonts w:ascii="Arial" w:eastAsia="Arial" w:hAnsi="Arial" w:cs="Arial"/>
+          <w:sz w:val="24"/>
+          <w:szCs w:val="24"/>
+        </w:rPr>
+      </w:pPr>
+      <w:r>
+        <w:rPr>
+          <w:rFonts w:ascii="Arial" w:eastAsia="Arial" w:hAnsi="Arial" w:cs="Arial"/>
+          <w:sz w:val="24"/>
+          <w:szCs w:val="24"/>
+        </w:rPr>
+        <w:lastRenderedPageBreak/>
+        <w:t>• Acciones disponibles en la notificación: Tomada (registra cumplimiento), Posponer (retrasa la alerta por tiempo definido) y Omitir (registra no adherencia con motivo), con actualización inmediata del estado del medicamento en la base de datos local.</w:t>
+      </w:r>
+    </w:p>
+    <w:p>
+      <w:pPr>
+        <w:spacing w:after="0" w:line="360" w:lineRule="auto"/>
+        <w:ind w:left="720"/>
+        <w:jc w:val="both"/>
+        <w:rPr>
+          <w:rFonts w:ascii="Arial" w:eastAsia="Arial" w:hAnsi="Arial" w:cs="Arial"/>
+          <w:sz w:val="24"/>
+          <w:szCs w:val="24"/>
+        </w:rPr>
+      </w:pPr>
+      <w:r>
+        <w:rPr>
+          <w:rFonts w:ascii="Arial" w:eastAsia="Arial" w:hAnsi="Arial" w:cs="Arial"/>
+          <w:sz w:val="24"/>
+          <w:szCs w:val="24"/>
+        </w:rPr>
+        <w:t xml:space="preserve">• Implementación del patrón </w:t>
+      </w:r>
+      <w:proofErr w:type="spellStart"/>
+      <w:r>
+        <w:rPr>
+          <w:rFonts w:ascii="Arial" w:eastAsia="Arial" w:hAnsi="Arial" w:cs="Arial"/>
+          <w:sz w:val="24"/>
+          <w:szCs w:val="24"/>
+        </w:rPr>
+        <w:t>Observer</w:t>
+      </w:r>
+      <w:proofErr w:type="spellEnd"/>
+      <w:r>
+        <w:rPr>
+          <w:rFonts w:ascii="Arial" w:eastAsia="Arial" w:hAnsi="Arial" w:cs="Arial"/>
+          <w:sz w:val="24"/>
+          <w:szCs w:val="24"/>
+        </w:rPr>
+        <w:t xml:space="preserve"> donde el </w:t>
+      </w:r>
+      <w:proofErr w:type="spellStart"/>
+      <w:r>
+        <w:rPr>
+          <w:rFonts w:ascii="Arial" w:eastAsia="Arial" w:hAnsi="Arial" w:cs="Arial"/>
+          <w:sz w:val="24"/>
+          <w:szCs w:val="24"/>
+        </w:rPr>
+        <w:t>RelojSistema</w:t>
+      </w:r>
+      <w:proofErr w:type="spellEnd"/>
+      <w:r>
+        <w:rPr>
+          <w:rFonts w:ascii="Arial" w:eastAsia="Arial" w:hAnsi="Arial" w:cs="Arial"/>
+          <w:sz w:val="24"/>
+          <w:szCs w:val="24"/>
+        </w:rPr>
+        <w:t xml:space="preserve"> actúa como sujeto que notifica a observadores (</w:t>
+      </w:r>
+      <w:proofErr w:type="spellStart"/>
+      <w:r>
+        <w:rPr>
+          <w:rFonts w:ascii="Arial" w:eastAsia="Arial" w:hAnsi="Arial" w:cs="Arial"/>
+          <w:sz w:val="24"/>
+          <w:szCs w:val="24"/>
+        </w:rPr>
+        <w:t>NotificadorVisual</w:t>
+      </w:r>
+      <w:proofErr w:type="spellEnd"/>
+      <w:r>
+        <w:rPr>
+          <w:rFonts w:ascii="Arial" w:eastAsia="Arial" w:hAnsi="Arial" w:cs="Arial"/>
+          <w:sz w:val="24"/>
+          <w:szCs w:val="24"/>
+        </w:rPr>
+        <w:t xml:space="preserve"> y </w:t>
+      </w:r>
+      <w:proofErr w:type="spellStart"/>
+      <w:r>
+        <w:rPr>
+          <w:rFonts w:ascii="Arial" w:eastAsia="Arial" w:hAnsi="Arial" w:cs="Arial"/>
+          <w:sz w:val="24"/>
+          <w:szCs w:val="24"/>
+        </w:rPr>
+        <w:t>NotificadorSonoro</w:t>
+      </w:r>
+      <w:proofErr w:type="spellEnd"/>
+      <w:r>
+        <w:rPr>
+          <w:rFonts w:ascii="Arial" w:eastAsia="Arial" w:hAnsi="Arial" w:cs="Arial"/>
+          <w:sz w:val="24"/>
+          <w:szCs w:val="24"/>
+        </w:rPr>
+        <w:t>) cuando detecta una toma pendiente.</w:t>
+      </w:r>
+    </w:p>
+    <w:p>
+      <w:pPr>
+        <w:spacing w:after="0" w:line="360" w:lineRule="auto"/>
+        <w:ind w:left="720"/>
+        <w:jc w:val="both"/>
+        <w:rPr>
+          <w:rFonts w:ascii="Arial" w:eastAsia="Arial" w:hAnsi="Arial" w:cs="Arial"/>
+          <w:sz w:val="24"/>
+          <w:szCs w:val="24"/>
+        </w:rPr>
+      </w:pPr>
+    </w:p>
+    <w:p>
+      <w:pPr>
+        <w:pStyle w:val="Prrafodelista"/>
+        <w:rPr>
+          <w:b/>
+          <w:bCs/>
+        </w:rPr>
+      </w:pPr>
+      <w:r>
+        <w:rPr>
+          <w:b/>
+          <w:bCs/>
+        </w:rPr>
+        <w:t>3. Módulo de Historial de Medicación</w:t>
+      </w:r>
+    </w:p>
+    <w:p>
+      <w:pPr>
+        <w:spacing w:after="0" w:line="360" w:lineRule="auto"/>
+        <w:ind w:left="720"/>
+        <w:jc w:val="both"/>
+        <w:rPr>
+          <w:rFonts w:ascii="Arial" w:eastAsia="Arial" w:hAnsi="Arial" w:cs="Arial"/>
+          <w:sz w:val="24"/>
+          <w:szCs w:val="24"/>
+        </w:rPr>
+      </w:pPr>
+      <w:r>
+        <w:rPr>
+          <w:rFonts w:ascii="Arial" w:eastAsia="Arial" w:hAnsi="Arial" w:cs="Arial"/>
+          <w:sz w:val="24"/>
+          <w:szCs w:val="24"/>
+        </w:rPr>
+        <w:t>• Registro automático de todos los eventos de toma: realizadas, omitidas y pospuestas, capturando hora programada, hora real de ejecución, dosis administrada y notas adicionales.</w:t>
+      </w:r>
+    </w:p>
+    <w:p>
+      <w:pPr>
+        <w:spacing w:after="0" w:line="360" w:lineRule="auto"/>
+        <w:ind w:left="720"/>
+        <w:jc w:val="both"/>
+        <w:rPr>
+          <w:rFonts w:ascii="Arial" w:eastAsia="Arial" w:hAnsi="Arial" w:cs="Arial"/>
+          <w:sz w:val="24"/>
+          <w:szCs w:val="24"/>
+        </w:rPr>
+      </w:pPr>
+      <w:r>
+        <w:rPr>
+          <w:rFonts w:ascii="Arial" w:eastAsia="Arial" w:hAnsi="Arial" w:cs="Arial"/>
+          <w:sz w:val="24"/>
+          <w:szCs w:val="24"/>
+        </w:rPr>
+        <w:t>• Visualización cronológica del historial completo con línea de tiempo interactiva, códigos de color diferenciados por tipo de evento (verde para tomadas, rojo para omitidas, naranja para pospuestas) e íconos distintivos.</w:t>
+      </w:r>
+    </w:p>
+    <w:p>
+      <w:pPr>
+        <w:spacing w:after="0" w:line="360" w:lineRule="auto"/>
+        <w:ind w:left="720"/>
+        <w:jc w:val="both"/>
+        <w:rPr>
+          <w:rFonts w:ascii="Arial" w:eastAsia="Arial" w:hAnsi="Arial" w:cs="Arial"/>
+          <w:sz w:val="24"/>
+          <w:szCs w:val="24"/>
+        </w:rPr>
+      </w:pPr>
+      <w:r>
+        <w:rPr>
+          <w:rFonts w:ascii="Arial" w:eastAsia="Arial" w:hAnsi="Arial" w:cs="Arial"/>
+          <w:sz w:val="24"/>
+          <w:szCs w:val="24"/>
+        </w:rPr>
+        <w:t>• Sistema de filtrado avanzado por rango de fechas, medicamento específico, tipo de evento y paciente, permitiendo análisis detallado de patrones de adherencia.</w:t>
+      </w:r>
+    </w:p>
+    <w:p>
+      <w:pPr>
+        <w:spacing w:after="0" w:line="360" w:lineRule="auto"/>
+        <w:ind w:left="720"/>
+        <w:jc w:val="both"/>
+        <w:rPr>
+          <w:rFonts w:ascii="Arial" w:eastAsia="Arial" w:hAnsi="Arial" w:cs="Arial"/>
+          <w:sz w:val="24"/>
+          <w:szCs w:val="24"/>
+        </w:rPr>
+      </w:pPr>
+      <w:r>
+        <w:rPr>
+          <w:rFonts w:ascii="Arial" w:eastAsia="Arial" w:hAnsi="Arial" w:cs="Arial"/>
+          <w:sz w:val="24"/>
+          <w:szCs w:val="24"/>
+        </w:rPr>
+        <w:t>• Cálculo automático de estadísticas de cumplimiento: porcentaje general de adherencia, adherencia por medicamento individual, ratio de tomas a tiempo versus tardías y análisis de frecuencia de omisiones.</w:t>
+      </w:r>
+    </w:p>
+    <w:p>
+      <w:pPr>
+        <w:spacing w:after="0" w:line="360" w:lineRule="auto"/>
+        <w:ind w:left="720"/>
+        <w:jc w:val="both"/>
+        <w:rPr>
+          <w:rFonts w:ascii="Arial" w:eastAsia="Arial" w:hAnsi="Arial" w:cs="Arial"/>
+          <w:sz w:val="24"/>
+          <w:szCs w:val="24"/>
+        </w:rPr>
+      </w:pPr>
+      <w:r>
+        <w:rPr>
+          <w:rFonts w:ascii="Arial" w:eastAsia="Arial" w:hAnsi="Arial" w:cs="Arial"/>
+          <w:sz w:val="24"/>
+          <w:szCs w:val="24"/>
+        </w:rPr>
+        <w:t>• Generación de informes en formato de texto estructurado con resúmenes diarios, semanales y mensuales, incluyendo análisis de tendencias y medicamentos con baja adherencia.</w:t>
+      </w:r>
+    </w:p>
+    <w:p>
+      <w:pPr>
+        <w:spacing w:after="0" w:line="360" w:lineRule="auto"/>
+        <w:ind w:left="720"/>
+        <w:jc w:val="both"/>
+        <w:rPr>
+          <w:rFonts w:ascii="Arial" w:eastAsia="Arial" w:hAnsi="Arial" w:cs="Arial"/>
+          <w:sz w:val="24"/>
+          <w:szCs w:val="24"/>
+        </w:rPr>
+      </w:pPr>
+      <w:r>
+        <w:rPr>
+          <w:rFonts w:ascii="Arial" w:eastAsia="Arial" w:hAnsi="Arial" w:cs="Arial"/>
+          <w:sz w:val="24"/>
+          <w:szCs w:val="24"/>
+        </w:rPr>
+        <w:t>• Exportación de datos del historial en formato legible para compartir con profesionales de salud o análisis posterior.</w:t>
+      </w:r>
+    </w:p>
+    <w:p>
+      <w:pPr>
+        <w:spacing w:after="0" w:line="360" w:lineRule="auto"/>
+        <w:ind w:left="720"/>
+        <w:jc w:val="both"/>
+        <w:rPr>
+          <w:rFonts w:ascii="Arial" w:eastAsia="Arial" w:hAnsi="Arial" w:cs="Arial"/>
+          <w:sz w:val="24"/>
+          <w:szCs w:val="24"/>
+        </w:rPr>
+      </w:pPr>
+      <w:r>
+        <w:rPr>
+          <w:rFonts w:ascii="Arial" w:eastAsia="Arial" w:hAnsi="Arial" w:cs="Arial"/>
+          <w:sz w:val="24"/>
+          <w:szCs w:val="24"/>
+        </w:rPr>
+        <w:t xml:space="preserve">• Almacenamiento persistente de todos los eventos en </w:t>
+      </w:r>
+      <w:proofErr w:type="spellStart"/>
+      <w:r>
+        <w:rPr>
+          <w:rFonts w:ascii="Arial" w:eastAsia="Arial" w:hAnsi="Arial" w:cs="Arial"/>
+          <w:sz w:val="24"/>
+          <w:szCs w:val="24"/>
+        </w:rPr>
+        <w:t>IndexedDB</w:t>
+      </w:r>
+      <w:proofErr w:type="spellEnd"/>
+      <w:r>
+        <w:rPr>
+          <w:rFonts w:ascii="Arial" w:eastAsia="Arial" w:hAnsi="Arial" w:cs="Arial"/>
+          <w:sz w:val="24"/>
+          <w:szCs w:val="24"/>
+        </w:rPr>
+        <w:t>, garantizando disponibilidad offline y preservación del historial a largo plazo.</w:t>
+      </w:r>
+    </w:p>
+    <w:p>
+      <w:pPr>
+        <w:spacing w:after="0" w:line="360" w:lineRule="auto"/>
+        <w:ind w:left="720"/>
+        <w:jc w:val="both"/>
+        <w:rPr>
+          <w:rFonts w:ascii="Arial" w:eastAsia="Arial" w:hAnsi="Arial" w:cs="Arial"/>
+          <w:sz w:val="24"/>
+          <w:szCs w:val="24"/>
+        </w:rPr>
+      </w:pPr>
+    </w:p>
+    <w:p>
+      <w:pPr>
+        <w:pStyle w:val="Prrafodelista"/>
+        <w:rPr>
+          <w:b/>
+          <w:bCs/>
+        </w:rPr>
+      </w:pPr>
+      <w:r>
+        <w:rPr>
+          <w:b/>
+          <w:bCs/>
+        </w:rPr>
+        <w:t>4. Módulo de Seguimiento de Síntomas</w:t>
+      </w:r>
+    </w:p>
+    <w:p>
+      <w:pPr>
+        <w:spacing w:after="0" w:line="360" w:lineRule="auto"/>
+        <w:ind w:left="720"/>
+        <w:jc w:val="both"/>
+        <w:rPr>
+          <w:rFonts w:ascii="Arial" w:eastAsia="Arial" w:hAnsi="Arial" w:cs="Arial"/>
+          <w:sz w:val="24"/>
+          <w:szCs w:val="24"/>
+        </w:rPr>
+      </w:pPr>
+      <w:r>
+        <w:rPr>
+          <w:rFonts w:ascii="Arial" w:eastAsia="Arial" w:hAnsi="Arial" w:cs="Arial"/>
+          <w:sz w:val="24"/>
+          <w:szCs w:val="24"/>
+        </w:rPr>
+        <w:t xml:space="preserve">• Registro de síntomas y reacciones con formulario estructurado que captura descripción detallada, categoría (general, digestivo, neurológico, cutáneo, respiratorio, cardiovascular), intensidad en escala de tres niveles (leve, moderada, severa) y </w:t>
+      </w:r>
+      <w:proofErr w:type="spellStart"/>
+      <w:r>
+        <w:rPr>
+          <w:rFonts w:ascii="Arial" w:eastAsia="Arial" w:hAnsi="Arial" w:cs="Arial"/>
+          <w:sz w:val="24"/>
+          <w:szCs w:val="24"/>
+        </w:rPr>
+        <w:t>timestamp</w:t>
+      </w:r>
+      <w:proofErr w:type="spellEnd"/>
+      <w:r>
+        <w:rPr>
+          <w:rFonts w:ascii="Arial" w:eastAsia="Arial" w:hAnsi="Arial" w:cs="Arial"/>
+          <w:sz w:val="24"/>
+          <w:szCs w:val="24"/>
+        </w:rPr>
+        <w:t xml:space="preserve"> preciso.</w:t>
+      </w:r>
+    </w:p>
+    <w:p>
+      <w:pPr>
+        <w:spacing w:after="0" w:line="360" w:lineRule="auto"/>
+        <w:ind w:left="720"/>
+        <w:jc w:val="both"/>
+        <w:rPr>
+          <w:rFonts w:ascii="Arial" w:eastAsia="Arial" w:hAnsi="Arial" w:cs="Arial"/>
+          <w:sz w:val="24"/>
+          <w:szCs w:val="24"/>
+        </w:rPr>
+      </w:pPr>
+      <w:r>
+        <w:rPr>
+          <w:rFonts w:ascii="Arial" w:eastAsia="Arial" w:hAnsi="Arial" w:cs="Arial"/>
+          <w:sz w:val="24"/>
+          <w:szCs w:val="24"/>
+        </w:rPr>
+        <w:lastRenderedPageBreak/>
+        <w:t>• Asociación opcional de síntomas con medicamentos específicos, permitiendo identificar posibles efectos secundarios o reacciones adversas relacionadas con tratamientos.</w:t>
+      </w:r>
+    </w:p>
+    <w:p>
+      <w:pPr>
+        <w:spacing w:after="0" w:line="360" w:lineRule="auto"/>
+        <w:ind w:left="720"/>
+        <w:jc w:val="both"/>
+        <w:rPr>
+          <w:rFonts w:ascii="Arial" w:eastAsia="Arial" w:hAnsi="Arial" w:cs="Arial"/>
+          <w:sz w:val="24"/>
+          <w:szCs w:val="24"/>
+        </w:rPr>
+      </w:pPr>
+      <w:r>
+        <w:rPr>
+          <w:rFonts w:ascii="Arial" w:eastAsia="Arial" w:hAnsi="Arial" w:cs="Arial"/>
+          <w:sz w:val="24"/>
+          <w:szCs w:val="24"/>
+        </w:rPr>
+        <w:t>• Visualización cronológica de síntomas registrados con indicadores visuales de intensidad mediante código de colores (verde para leve, naranja para moderada, rojo para severa) e íconos representativos por categoría.</w:t>
+      </w:r>
+    </w:p>
+    <w:p>
+      <w:pPr>
+        <w:spacing w:after="0" w:line="360" w:lineRule="auto"/>
+        <w:ind w:left="720"/>
+        <w:jc w:val="both"/>
+        <w:rPr>
+          <w:rFonts w:ascii="Arial" w:eastAsia="Arial" w:hAnsi="Arial" w:cs="Arial"/>
+          <w:sz w:val="24"/>
+          <w:szCs w:val="24"/>
+        </w:rPr>
+      </w:pPr>
+      <w:r>
+        <w:rPr>
+          <w:rFonts w:ascii="Arial" w:eastAsia="Arial" w:hAnsi="Arial" w:cs="Arial"/>
+          <w:sz w:val="24"/>
+          <w:szCs w:val="24"/>
+        </w:rPr>
+        <w:t>• Sistema de filtrado por categoría de síntoma, medicamento asociado, rango de fechas y nivel de intensidad para análisis específico.</w:t>
+      </w:r>
+    </w:p>
+    <w:p>
+      <w:pPr>
+        <w:spacing w:after="0" w:line="360" w:lineRule="auto"/>
+        <w:ind w:left="720"/>
+        <w:jc w:val="both"/>
+        <w:rPr>
+          <w:rFonts w:ascii="Arial" w:eastAsia="Arial" w:hAnsi="Arial" w:cs="Arial"/>
+          <w:sz w:val="24"/>
+          <w:szCs w:val="24"/>
+        </w:rPr>
+      </w:pPr>
+      <w:r>
+        <w:rPr>
+          <w:rFonts w:ascii="Arial" w:eastAsia="Arial" w:hAnsi="Arial" w:cs="Arial"/>
+          <w:sz w:val="24"/>
+          <w:szCs w:val="24"/>
+        </w:rPr>
+        <w:t>• Análisis de correlaciones temporales entre síntomas reportados y administración de medicamentos, facilitando la identificación de patrones de efectos secundarios.</w:t>
+      </w:r>
+    </w:p>
+    <w:p>
+      <w:pPr>
+        <w:spacing w:after="0" w:line="360" w:lineRule="auto"/>
+        <w:ind w:left="720"/>
+        <w:jc w:val="both"/>
+        <w:rPr>
+          <w:rFonts w:ascii="Arial" w:eastAsia="Arial" w:hAnsi="Arial" w:cs="Arial"/>
+          <w:sz w:val="24"/>
+          <w:szCs w:val="24"/>
+        </w:rPr>
+      </w:pPr>
+      <w:r>
+        <w:rPr>
+          <w:rFonts w:ascii="Arial" w:eastAsia="Arial" w:hAnsi="Arial" w:cs="Arial"/>
+          <w:sz w:val="24"/>
+          <w:szCs w:val="24"/>
+        </w:rPr>
+        <w:t>• Notas adicionales opcionales para documentar contexto relevante, circunstancias especiales o información complementaria sobre cada síntoma.</w:t>
+      </w:r>
+    </w:p>
+    <w:p>
+      <w:pPr>
+        <w:spacing w:after="0" w:line="360" w:lineRule="auto"/>
+        <w:ind w:left="720"/>
+        <w:jc w:val="both"/>
+        <w:rPr>
+          <w:rFonts w:ascii="Arial" w:eastAsia="Arial" w:hAnsi="Arial" w:cs="Arial"/>
+          <w:sz w:val="24"/>
+          <w:szCs w:val="24"/>
+        </w:rPr>
+      </w:pPr>
+      <w:r>
+        <w:rPr>
+          <w:rFonts w:ascii="Arial" w:eastAsia="Arial" w:hAnsi="Arial" w:cs="Arial"/>
+          <w:sz w:val="24"/>
+          <w:szCs w:val="24"/>
+        </w:rPr>
+        <w:t xml:space="preserve">• Almacenamiento local en </w:t>
+      </w:r>
+      <w:proofErr w:type="spellStart"/>
+      <w:r>
+        <w:rPr>
+          <w:rFonts w:ascii="Arial" w:eastAsia="Arial" w:hAnsi="Arial" w:cs="Arial"/>
+          <w:sz w:val="24"/>
+          <w:szCs w:val="24"/>
+        </w:rPr>
+        <w:t>IndexedDB</w:t>
+      </w:r>
+      <w:proofErr w:type="spellEnd"/>
+      <w:r>
+        <w:rPr>
+          <w:rFonts w:ascii="Arial" w:eastAsia="Arial" w:hAnsi="Arial" w:cs="Arial"/>
+          <w:sz w:val="24"/>
+          <w:szCs w:val="24"/>
+        </w:rPr>
+        <w:t xml:space="preserve"> con sincronización de datos entre módulos para visualización integrada en vista detallada de medicamentos.</w:t>
+      </w:r>
+    </w:p>
+    <w:p>
+      <w:pPr>
+        <w:spacing w:after="0" w:line="360" w:lineRule="auto"/>
+        <w:ind w:left="720"/>
+        <w:jc w:val="both"/>
+        <w:rPr>
+          <w:rFonts w:ascii="Arial" w:eastAsia="Arial" w:hAnsi="Arial" w:cs="Arial"/>
+          <w:sz w:val="24"/>
+          <w:szCs w:val="24"/>
+        </w:rPr>
+      </w:pPr>
+    </w:p>
+    <w:p>
+      <w:pPr>
+        <w:pStyle w:val="Prrafodelista"/>
+        <w:rPr>
+          <w:b/>
+          <w:bCs/>
+        </w:rPr>
+      </w:pPr>
+      <w:r>
+        <w:rPr>
+          <w:b/>
+          <w:bCs/>
+        </w:rPr>
+        <w:t>5. Módulo de Vista Detallada de Medicamentos</w:t>
+      </w:r>
+    </w:p>
+    <w:p>
+      <w:pPr>
+        <w:spacing w:after="0" w:line="360" w:lineRule="auto"/>
+        <w:ind w:left="720"/>
+        <w:jc w:val="both"/>
+        <w:rPr>
+          <w:rFonts w:ascii="Arial" w:eastAsia="Arial" w:hAnsi="Arial" w:cs="Arial"/>
+          <w:sz w:val="24"/>
+          <w:szCs w:val="24"/>
+        </w:rPr>
+      </w:pPr>
+      <w:r>
+        <w:rPr>
+          <w:rFonts w:ascii="Arial" w:eastAsia="Arial" w:hAnsi="Arial" w:cs="Arial"/>
+          <w:sz w:val="24"/>
+          <w:szCs w:val="24"/>
+        </w:rPr>
+        <w:t>• Pantalla de información completa del medicamento con todos los datos de registro: nombre, presentación, dosis, unidad, frecuencia, horarios, duración del tratamiento, fechas de inicio y fin, y notas adicionales.</w:t>
+      </w:r>
+    </w:p>
+    <w:p>
+      <w:pPr>
+        <w:spacing w:after="0" w:line="360" w:lineRule="auto"/>
+        <w:ind w:left="720"/>
+        <w:jc w:val="both"/>
+        <w:rPr>
+          <w:rFonts w:ascii="Arial" w:eastAsia="Arial" w:hAnsi="Arial" w:cs="Arial"/>
+          <w:sz w:val="24"/>
+          <w:szCs w:val="24"/>
+        </w:rPr>
+      </w:pPr>
+      <w:r>
+        <w:rPr>
+          <w:rFonts w:ascii="Arial" w:eastAsia="Arial" w:hAnsi="Arial" w:cs="Arial"/>
+          <w:sz w:val="24"/>
+          <w:szCs w:val="24"/>
+        </w:rPr>
+        <w:t>• Visualización de próximas tomas programadas con fecha y hora específica, ordenadas cronológicamente para planificación anticipada.</w:t>
+      </w:r>
+    </w:p>
+    <w:p>
+      <w:pPr>
+        <w:spacing w:after="0" w:line="360" w:lineRule="auto"/>
+        <w:ind w:left="720"/>
+        <w:jc w:val="both"/>
+        <w:rPr>
+          <w:rFonts w:ascii="Arial" w:eastAsia="Arial" w:hAnsi="Arial" w:cs="Arial"/>
+          <w:sz w:val="24"/>
+          <w:szCs w:val="24"/>
+        </w:rPr>
+      </w:pPr>
+      <w:r>
+        <w:rPr>
+          <w:rFonts w:ascii="Arial" w:eastAsia="Arial" w:hAnsi="Arial" w:cs="Arial"/>
+          <w:sz w:val="24"/>
+          <w:szCs w:val="24"/>
+        </w:rPr>
+        <w:t>• Historial específico del medicamento con todos los eventos registrados (tomas realizadas, omitidas, pospuestas) filtrados exclusivamente para ese tratamiento.</w:t>
+      </w:r>
+    </w:p>
+    <w:p>
+      <w:pPr>
+        <w:spacing w:after="0" w:line="360" w:lineRule="auto"/>
+        <w:ind w:left="720"/>
+        <w:jc w:val="both"/>
+        <w:rPr>
+          <w:rFonts w:ascii="Arial" w:eastAsia="Arial" w:hAnsi="Arial" w:cs="Arial"/>
+          <w:sz w:val="24"/>
+          <w:szCs w:val="24"/>
+        </w:rPr>
+      </w:pPr>
+      <w:r>
+        <w:rPr>
+          <w:rFonts w:ascii="Arial" w:eastAsia="Arial" w:hAnsi="Arial" w:cs="Arial"/>
+          <w:sz w:val="24"/>
+          <w:szCs w:val="24"/>
+        </w:rPr>
+        <w:t>• Listado de síntomas asociados reportados durante el período de uso del medicamento, con indicadores de intensidad y fechas de ocurrencia.</w:t>
+      </w:r>
+    </w:p>
+    <w:p>
+      <w:pPr>
+        <w:spacing w:after="0" w:line="360" w:lineRule="auto"/>
+        <w:ind w:left="720"/>
+        <w:jc w:val="both"/>
+        <w:rPr>
+          <w:rFonts w:ascii="Arial" w:eastAsia="Arial" w:hAnsi="Arial" w:cs="Arial"/>
+          <w:sz w:val="24"/>
+          <w:szCs w:val="24"/>
+        </w:rPr>
+      </w:pPr>
+      <w:r>
+        <w:rPr>
+          <w:rFonts w:ascii="Arial" w:eastAsia="Arial" w:hAnsi="Arial" w:cs="Arial"/>
+          <w:sz w:val="24"/>
+          <w:szCs w:val="24"/>
+        </w:rPr>
+        <w:t>• Estadísticas individuales de adherencia calculadas específicamente para el medicamento: porcentaje de cumplimiento, total de tomas programadas versus realizadas, y patrones de omisión.</w:t>
+      </w:r>
+    </w:p>
+    <w:p>
+      <w:pPr>
+        <w:spacing w:after="0" w:line="360" w:lineRule="auto"/>
+        <w:ind w:left="720"/>
+        <w:jc w:val="both"/>
+        <w:rPr>
+          <w:rFonts w:ascii="Arial" w:eastAsia="Arial" w:hAnsi="Arial" w:cs="Arial"/>
+          <w:sz w:val="24"/>
+          <w:szCs w:val="24"/>
+        </w:rPr>
+      </w:pPr>
+      <w:r>
+        <w:rPr>
+          <w:rFonts w:ascii="Arial" w:eastAsia="Arial" w:hAnsi="Arial" w:cs="Arial"/>
+          <w:sz w:val="24"/>
+          <w:szCs w:val="24"/>
+        </w:rPr>
+        <w:t>• Botones de acción rápida para editar información del medicamento o navegar al formulario de registro de síntomas asociados.</w:t>
+      </w:r>
+    </w:p>
+    <w:p>
+      <w:pPr>
+        <w:spacing w:after="0" w:line="360" w:lineRule="auto"/>
+        <w:ind w:left="720"/>
+        <w:jc w:val="both"/>
+        <w:rPr>
+          <w:rFonts w:ascii="Arial" w:eastAsia="Arial" w:hAnsi="Arial" w:cs="Arial"/>
+          <w:sz w:val="24"/>
+          <w:szCs w:val="24"/>
+        </w:rPr>
+      </w:pPr>
+      <w:r>
+        <w:rPr>
+          <w:rFonts w:ascii="Arial" w:eastAsia="Arial" w:hAnsi="Arial" w:cs="Arial"/>
+          <w:sz w:val="24"/>
+          <w:szCs w:val="24"/>
+        </w:rPr>
+        <w:t>• Navegación fluida de retorno a la lista principal de medicamentos manteniendo el estado de la aplicación.</w:t>
+      </w:r>
+    </w:p>
+    <w:p>
+      <w:pPr>
+        <w:spacing w:after="0" w:line="360" w:lineRule="auto"/>
+        <w:ind w:left="720"/>
+        <w:jc w:val="both"/>
+        <w:rPr>
+          <w:rFonts w:ascii="Arial" w:eastAsia="Arial" w:hAnsi="Arial" w:cs="Arial"/>
+          <w:sz w:val="24"/>
+          <w:szCs w:val="24"/>
+        </w:rPr>
+      </w:pPr>
+    </w:p>
+    <w:p>
+      <w:pPr>
+        <w:pStyle w:val="Prrafodelista"/>
+        <w:rPr>
+          <w:b/>
+          <w:bCs/>
+        </w:rPr>
+      </w:pPr>
+      <w:r>
+        <w:rPr>
+          <w:b/>
+          <w:bCs/>
+        </w:rPr>
+        <w:t>6. Módulo de Almacenamiento Local</w:t>
+      </w:r>
+    </w:p>
+    <w:p>
+      <w:pPr>
+        <w:spacing w:after="0" w:line="360" w:lineRule="auto"/>
+        <w:ind w:left="720"/>
+        <w:jc w:val="both"/>
+        <w:rPr>
+          <w:rFonts w:ascii="Arial" w:eastAsia="Arial" w:hAnsi="Arial" w:cs="Arial"/>
+          <w:sz w:val="24"/>
+          <w:szCs w:val="24"/>
+        </w:rPr>
+      </w:pPr>
+      <w:r>
+        <w:rPr>
+          <w:rFonts w:ascii="Arial" w:eastAsia="Arial" w:hAnsi="Arial" w:cs="Arial"/>
+          <w:sz w:val="24"/>
+          <w:szCs w:val="24"/>
+        </w:rPr>
+        <w:t xml:space="preserve">• Implementación de </w:t>
+      </w:r>
+      <w:proofErr w:type="spellStart"/>
+      <w:r>
+        <w:rPr>
+          <w:rFonts w:ascii="Arial" w:eastAsia="Arial" w:hAnsi="Arial" w:cs="Arial"/>
+          <w:sz w:val="24"/>
+          <w:szCs w:val="24"/>
+        </w:rPr>
+        <w:t>IndexedDB</w:t>
+      </w:r>
+      <w:proofErr w:type="spellEnd"/>
+      <w:r>
+        <w:rPr>
+          <w:rFonts w:ascii="Arial" w:eastAsia="Arial" w:hAnsi="Arial" w:cs="Arial"/>
+          <w:sz w:val="24"/>
+          <w:szCs w:val="24"/>
+        </w:rPr>
+        <w:t xml:space="preserve"> como base de datos local del navegador, garantizando persistencia de datos, funcionamiento offline y almacenamiento estructurado de gran volumen de información.</w:t>
+      </w:r>
+    </w:p>
+    <w:p>
+      <w:pPr>
+        <w:spacing w:after="0" w:line="360" w:lineRule="auto"/>
+        <w:ind w:left="720"/>
+        <w:jc w:val="both"/>
+        <w:rPr>
+          <w:rFonts w:ascii="Arial" w:eastAsia="Arial" w:hAnsi="Arial" w:cs="Arial"/>
+          <w:sz w:val="24"/>
+          <w:szCs w:val="24"/>
+        </w:rPr>
+      </w:pPr>
+      <w:r>
+        <w:rPr>
+          <w:rFonts w:ascii="Arial" w:eastAsia="Arial" w:hAnsi="Arial" w:cs="Arial"/>
+          <w:sz w:val="24"/>
+          <w:szCs w:val="24"/>
+        </w:rPr>
+        <w:t xml:space="preserve">• Patrón </w:t>
+      </w:r>
+      <w:proofErr w:type="spellStart"/>
+      <w:r>
+        <w:rPr>
+          <w:rFonts w:ascii="Arial" w:eastAsia="Arial" w:hAnsi="Arial" w:cs="Arial"/>
+          <w:sz w:val="24"/>
+          <w:szCs w:val="24"/>
+        </w:rPr>
+        <w:t>Singleton</w:t>
+      </w:r>
+      <w:proofErr w:type="spellEnd"/>
+      <w:r>
+        <w:rPr>
+          <w:rFonts w:ascii="Arial" w:eastAsia="Arial" w:hAnsi="Arial" w:cs="Arial"/>
+          <w:sz w:val="24"/>
+          <w:szCs w:val="24"/>
+        </w:rPr>
+        <w:t xml:space="preserve"> para gestión de conexión única a la base de datos, evitando instancias múltiples y conflictos de acceso concurrente.</w:t>
+      </w:r>
+    </w:p>
+    <w:p>
+      <w:pPr>
+        <w:spacing w:after="0" w:line="360" w:lineRule="auto"/>
+        <w:ind w:left="720"/>
+        <w:jc w:val="both"/>
+        <w:rPr>
+          <w:rFonts w:ascii="Arial" w:eastAsia="Arial" w:hAnsi="Arial" w:cs="Arial"/>
+          <w:sz w:val="24"/>
+          <w:szCs w:val="24"/>
+        </w:rPr>
+      </w:pPr>
+      <w:r>
+        <w:rPr>
+          <w:rFonts w:ascii="Arial" w:eastAsia="Arial" w:hAnsi="Arial" w:cs="Arial"/>
+          <w:sz w:val="24"/>
+          <w:szCs w:val="24"/>
+        </w:rPr>
+        <w:t xml:space="preserve">• Cuatro </w:t>
+      </w:r>
+      <w:proofErr w:type="spellStart"/>
+      <w:r>
+        <w:rPr>
+          <w:rFonts w:ascii="Arial" w:eastAsia="Arial" w:hAnsi="Arial" w:cs="Arial"/>
+          <w:sz w:val="24"/>
+          <w:szCs w:val="24"/>
+        </w:rPr>
+        <w:t>Object</w:t>
+      </w:r>
+      <w:proofErr w:type="spellEnd"/>
+      <w:r>
+        <w:rPr>
+          <w:rFonts w:ascii="Arial" w:eastAsia="Arial" w:hAnsi="Arial" w:cs="Arial"/>
+          <w:sz w:val="24"/>
+          <w:szCs w:val="24"/>
+        </w:rPr>
+        <w:t xml:space="preserve"> </w:t>
+      </w:r>
+      <w:proofErr w:type="spellStart"/>
+      <w:r>
+        <w:rPr>
+          <w:rFonts w:ascii="Arial" w:eastAsia="Arial" w:hAnsi="Arial" w:cs="Arial"/>
+          <w:sz w:val="24"/>
+          <w:szCs w:val="24"/>
+        </w:rPr>
+        <w:t>Stores</w:t>
+      </w:r>
+      <w:proofErr w:type="spellEnd"/>
+      <w:r>
+        <w:rPr>
+          <w:rFonts w:ascii="Arial" w:eastAsia="Arial" w:hAnsi="Arial" w:cs="Arial"/>
+          <w:sz w:val="24"/>
+          <w:szCs w:val="24"/>
+        </w:rPr>
+        <w:t xml:space="preserve"> independientes: medicamentos (datos de tratamientos), horarios (tomas programadas), </w:t>
+      </w:r>
+      <w:proofErr w:type="spellStart"/>
+      <w:r>
+        <w:rPr>
+          <w:rFonts w:ascii="Arial" w:eastAsia="Arial" w:hAnsi="Arial" w:cs="Arial"/>
+          <w:sz w:val="24"/>
+          <w:szCs w:val="24"/>
+        </w:rPr>
+        <w:t>eventosToma</w:t>
+      </w:r>
+      <w:proofErr w:type="spellEnd"/>
+      <w:r>
+        <w:rPr>
+          <w:rFonts w:ascii="Arial" w:eastAsia="Arial" w:hAnsi="Arial" w:cs="Arial"/>
+          <w:sz w:val="24"/>
+          <w:szCs w:val="24"/>
+        </w:rPr>
+        <w:t> (historial de registros) y </w:t>
+      </w:r>
+      <w:proofErr w:type="spellStart"/>
+      <w:r>
+        <w:rPr>
+          <w:rFonts w:ascii="Arial" w:eastAsia="Arial" w:hAnsi="Arial" w:cs="Arial"/>
+          <w:sz w:val="24"/>
+          <w:szCs w:val="24"/>
+        </w:rPr>
+        <w:t>sintomas</w:t>
+      </w:r>
+      <w:proofErr w:type="spellEnd"/>
+      <w:r>
+        <w:rPr>
+          <w:rFonts w:ascii="Arial" w:eastAsia="Arial" w:hAnsi="Arial" w:cs="Arial"/>
+          <w:sz w:val="24"/>
+          <w:szCs w:val="24"/>
+        </w:rPr>
+        <w:t> (seguimiento de reacciones).</w:t>
+      </w:r>
+    </w:p>
+    <w:p>
+      <w:pPr>
+        <w:spacing w:after="0" w:line="360" w:lineRule="auto"/>
+        <w:ind w:left="720"/>
+        <w:jc w:val="both"/>
+        <w:rPr>
+          <w:rFonts w:ascii="Arial" w:eastAsia="Arial" w:hAnsi="Arial" w:cs="Arial"/>
+          <w:sz w:val="24"/>
+          <w:szCs w:val="24"/>
+        </w:rPr>
+      </w:pPr>
+      <w:r>
+        <w:rPr>
+          <w:rFonts w:ascii="Arial" w:eastAsia="Arial" w:hAnsi="Arial" w:cs="Arial"/>
+          <w:sz w:val="24"/>
+          <w:szCs w:val="24"/>
+        </w:rPr>
+        <w:t>• Índices optimizados en cada store para búsquedas eficientes: por ID de medicamento, fecha/hora, estado de toma, categoría de síntoma y asociaciones entre entidades.</w:t>
+      </w:r>
+    </w:p>
+    <w:p>
+      <w:pPr>
+        <w:spacing w:after="0" w:line="360" w:lineRule="auto"/>
+        <w:ind w:left="720"/>
+        <w:jc w:val="both"/>
+        <w:rPr>
+          <w:rFonts w:ascii="Arial" w:eastAsia="Arial" w:hAnsi="Arial" w:cs="Arial"/>
+          <w:sz w:val="24"/>
+          <w:szCs w:val="24"/>
+        </w:rPr>
+      </w:pPr>
+      <w:r>
+        <w:rPr>
+          <w:rFonts w:ascii="Arial" w:eastAsia="Arial" w:hAnsi="Arial" w:cs="Arial"/>
+          <w:sz w:val="24"/>
+          <w:szCs w:val="24"/>
+        </w:rPr>
+        <w:t xml:space="preserve">• Operaciones CRUD completas para todas las entidades mediante transacciones atómicas, garantizando integridad de datos y </w:t>
+      </w:r>
+      <w:proofErr w:type="spellStart"/>
+      <w:r>
+        <w:rPr>
+          <w:rFonts w:ascii="Arial" w:eastAsia="Arial" w:hAnsi="Arial" w:cs="Arial"/>
+          <w:sz w:val="24"/>
+          <w:szCs w:val="24"/>
+        </w:rPr>
+        <w:t>rollback</w:t>
+      </w:r>
+      <w:proofErr w:type="spellEnd"/>
+      <w:r>
+        <w:rPr>
+          <w:rFonts w:ascii="Arial" w:eastAsia="Arial" w:hAnsi="Arial" w:cs="Arial"/>
+          <w:sz w:val="24"/>
+          <w:szCs w:val="24"/>
+        </w:rPr>
+        <w:t xml:space="preserve"> automático en caso de error.</w:t>
+      </w:r>
+    </w:p>
+    <w:p>
+      <w:pPr>
+        <w:spacing w:after="0" w:line="360" w:lineRule="auto"/>
+        <w:ind w:left="720"/>
+        <w:jc w:val="both"/>
+        <w:rPr>
+          <w:rFonts w:ascii="Arial" w:eastAsia="Arial" w:hAnsi="Arial" w:cs="Arial"/>
+          <w:sz w:val="24"/>
+          <w:szCs w:val="24"/>
+        </w:rPr>
+      </w:pPr>
+      <w:r>
+        <w:rPr>
+          <w:rFonts w:ascii="Arial" w:eastAsia="Arial" w:hAnsi="Arial" w:cs="Arial"/>
+          <w:sz w:val="24"/>
+          <w:szCs w:val="24"/>
+        </w:rPr>
+        <w:t>• Gestión automática de actualizaciones de esquema mediante versionado de base de datos, permitiendo migraciones transparentes sin pérdida de información.</w:t>
+      </w:r>
+    </w:p>
+    <w:p>
+      <w:pPr>
+        <w:spacing w:after="0" w:line="360" w:lineRule="auto"/>
+        <w:ind w:left="720"/>
+        <w:jc w:val="both"/>
+        <w:rPr>
+          <w:rFonts w:ascii="Arial" w:eastAsia="Arial" w:hAnsi="Arial" w:cs="Arial"/>
+          <w:sz w:val="24"/>
+          <w:szCs w:val="24"/>
+        </w:rPr>
+      </w:pPr>
+      <w:r>
+        <w:rPr>
+          <w:rFonts w:ascii="Arial" w:eastAsia="Arial" w:hAnsi="Arial" w:cs="Arial"/>
+          <w:sz w:val="24"/>
+          <w:szCs w:val="24"/>
+        </w:rPr>
+        <w:t xml:space="preserve">• Servicio </w:t>
+      </w:r>
+      <w:proofErr w:type="spellStart"/>
+      <w:r>
+        <w:rPr>
+          <w:rFonts w:ascii="Arial" w:eastAsia="Arial" w:hAnsi="Arial" w:cs="Arial"/>
+          <w:sz w:val="24"/>
+          <w:szCs w:val="24"/>
+        </w:rPr>
+        <w:t>GestorAlmacenamiento</w:t>
+      </w:r>
+      <w:proofErr w:type="spellEnd"/>
+      <w:r>
+        <w:rPr>
+          <w:rFonts w:ascii="Arial" w:eastAsia="Arial" w:hAnsi="Arial" w:cs="Arial"/>
+          <w:sz w:val="24"/>
+          <w:szCs w:val="24"/>
+        </w:rPr>
+        <w:t xml:space="preserve"> que encapsula toda la lógica de acceso a datos, proporcionando API unificada para controladores y servicios de la aplicación.</w:t>
+      </w:r>
+    </w:p>
+    <w:p>
+      <w:pPr>
+        <w:spacing w:after="0" w:line="360" w:lineRule="auto"/>
+        <w:ind w:left="720"/>
+        <w:jc w:val="both"/>
+        <w:rPr>
+          <w:rFonts w:ascii="Arial" w:eastAsia="Arial" w:hAnsi="Arial" w:cs="Arial"/>
+          <w:sz w:val="24"/>
+          <w:szCs w:val="24"/>
+        </w:rPr>
+      </w:pPr>
+    </w:p>
+    <w:p>
+      <w:pPr>
+        <w:pStyle w:val="Prrafodelista"/>
+        <w:rPr>
+          <w:b/>
+          <w:bCs/>
+        </w:rPr>
+      </w:pPr>
+      <w:r>
+        <w:rPr>
+          <w:b/>
+          <w:bCs/>
+        </w:rPr>
+        <w:t>7. Módulo de Generación de Informes</w:t>
+      </w:r>
+    </w:p>
+    <w:p>
+      <w:pPr>
+        <w:spacing w:after="0" w:line="360" w:lineRule="auto"/>
+        <w:ind w:left="720"/>
+        <w:jc w:val="both"/>
+        <w:rPr>
+          <w:rFonts w:ascii="Arial" w:eastAsia="Arial" w:hAnsi="Arial" w:cs="Arial"/>
+          <w:sz w:val="24"/>
+          <w:szCs w:val="24"/>
+        </w:rPr>
+      </w:pPr>
+      <w:r>
+        <w:rPr>
+          <w:rFonts w:ascii="Arial" w:eastAsia="Arial" w:hAnsi="Arial" w:cs="Arial"/>
+          <w:sz w:val="24"/>
+          <w:szCs w:val="24"/>
+        </w:rPr>
+        <w:t xml:space="preserve">• Servicio especializado </w:t>
+      </w:r>
+      <w:proofErr w:type="spellStart"/>
+      <w:r>
+        <w:rPr>
+          <w:rFonts w:ascii="Arial" w:eastAsia="Arial" w:hAnsi="Arial" w:cs="Arial"/>
+          <w:sz w:val="24"/>
+          <w:szCs w:val="24"/>
+        </w:rPr>
+        <w:t>GestorInformes</w:t>
+      </w:r>
+      <w:proofErr w:type="spellEnd"/>
+      <w:r>
+        <w:rPr>
+          <w:rFonts w:ascii="Arial" w:eastAsia="Arial" w:hAnsi="Arial" w:cs="Arial"/>
+          <w:sz w:val="24"/>
+          <w:szCs w:val="24"/>
+        </w:rPr>
+        <w:t xml:space="preserve"> para procesamiento de datos históricos y generación de análisis estadísticos avanzados.</w:t>
+      </w:r>
+    </w:p>
+    <w:p>
+      <w:pPr>
+        <w:spacing w:after="0" w:line="360" w:lineRule="auto"/>
+        <w:ind w:left="720"/>
+        <w:jc w:val="both"/>
+        <w:rPr>
+          <w:rFonts w:ascii="Arial" w:eastAsia="Arial" w:hAnsi="Arial" w:cs="Arial"/>
+          <w:sz w:val="24"/>
+          <w:szCs w:val="24"/>
+        </w:rPr>
+      </w:pPr>
+      <w:r>
+        <w:rPr>
+          <w:rFonts w:ascii="Arial" w:eastAsia="Arial" w:hAnsi="Arial" w:cs="Arial"/>
+          <w:sz w:val="24"/>
+          <w:szCs w:val="24"/>
+        </w:rPr>
+        <w:t>• Cálculo de métricas de adherencia: porcentaje total de cumplimiento, distribución de eventos por tipo, identificación de horarios críticos con mayor incumplimiento.</w:t>
+      </w:r>
+    </w:p>
+    <w:p>
+      <w:pPr>
+        <w:spacing w:after="0" w:line="360" w:lineRule="auto"/>
+        <w:ind w:left="720"/>
+        <w:jc w:val="both"/>
+        <w:rPr>
+          <w:rFonts w:ascii="Arial" w:eastAsia="Arial" w:hAnsi="Arial" w:cs="Arial"/>
+          <w:sz w:val="24"/>
+          <w:szCs w:val="24"/>
+        </w:rPr>
+      </w:pPr>
+      <w:r>
+        <w:rPr>
+          <w:rFonts w:ascii="Arial" w:eastAsia="Arial" w:hAnsi="Arial" w:cs="Arial"/>
+          <w:sz w:val="24"/>
+          <w:szCs w:val="24"/>
+        </w:rPr>
+        <w:t>• Generación de resúmenes temporales personalizables: informes diarios, semanales, mensuales y por rango de fechas personalizado.</w:t>
+      </w:r>
+    </w:p>
+    <w:p>
+      <w:pPr>
+        <w:spacing w:after="0" w:line="360" w:lineRule="auto"/>
+        <w:ind w:left="720"/>
+        <w:jc w:val="both"/>
+        <w:rPr>
+          <w:rFonts w:ascii="Arial" w:eastAsia="Arial" w:hAnsi="Arial" w:cs="Arial"/>
+          <w:sz w:val="24"/>
+          <w:szCs w:val="24"/>
+        </w:rPr>
+      </w:pPr>
+      <w:r>
+        <w:rPr>
+          <w:rFonts w:ascii="Arial" w:eastAsia="Arial" w:hAnsi="Arial" w:cs="Arial"/>
+          <w:sz w:val="24"/>
+          <w:szCs w:val="24"/>
+        </w:rPr>
+        <w:t>• Análisis de patrones de comportamiento: identificación de medicamentos con baja adherencia, horarios problemáticos, y tendencias temporales de cumplimiento.</w:t>
+      </w:r>
+    </w:p>
+    <w:p>
+      <w:pPr>
+        <w:spacing w:after="0" w:line="360" w:lineRule="auto"/>
+        <w:ind w:left="720"/>
+        <w:jc w:val="both"/>
+        <w:rPr>
+          <w:rFonts w:ascii="Arial" w:eastAsia="Arial" w:hAnsi="Arial" w:cs="Arial"/>
+          <w:sz w:val="24"/>
+          <w:szCs w:val="24"/>
+        </w:rPr>
+      </w:pPr>
+      <w:r>
+        <w:rPr>
+          <w:rFonts w:ascii="Arial" w:eastAsia="Arial" w:hAnsi="Arial" w:cs="Arial"/>
+          <w:sz w:val="24"/>
+          <w:szCs w:val="24"/>
+        </w:rPr>
+        <w:lastRenderedPageBreak/>
+        <w:t>• Formato de salida estructurado en texto plano legible, optimizado para visualización en pantalla o exportación para consulta médica.</w:t>
+      </w:r>
+    </w:p>
+    <w:p>
+      <w:pPr>
+        <w:spacing w:after="0" w:line="360" w:lineRule="auto"/>
+        <w:ind w:left="720"/>
+        <w:jc w:val="both"/>
+        <w:rPr>
+          <w:rFonts w:ascii="Arial" w:eastAsia="Arial" w:hAnsi="Arial" w:cs="Arial"/>
+          <w:sz w:val="24"/>
+          <w:szCs w:val="24"/>
+        </w:rPr>
+      </w:pPr>
+      <w:r>
+        <w:rPr>
+          <w:rFonts w:ascii="Arial" w:eastAsia="Arial" w:hAnsi="Arial" w:cs="Arial"/>
+          <w:sz w:val="24"/>
+          <w:szCs w:val="24"/>
+        </w:rPr>
+        <w:t>• Filtrado de datos según criterios múltiples: por medicamento, paciente, período temporal o tipo de evento específico.</w:t>
+      </w:r>
+    </w:p>
+    <w:p>
+      <w:pPr>
+        <w:spacing w:after="0" w:line="360" w:lineRule="auto"/>
+        <w:ind w:left="720"/>
+        <w:jc w:val="both"/>
+        <w:rPr>
+          <w:rFonts w:ascii="Arial" w:eastAsia="Arial" w:hAnsi="Arial" w:cs="Arial"/>
+          <w:sz w:val="24"/>
+          <w:szCs w:val="24"/>
+        </w:rPr>
+      </w:pPr>
+      <w:r>
+        <w:rPr>
+          <w:rFonts w:ascii="Arial" w:eastAsia="Arial" w:hAnsi="Arial" w:cs="Arial"/>
+          <w:sz w:val="24"/>
+          <w:szCs w:val="24"/>
+        </w:rPr>
+        <w:t>• Integración con el módulo de historial para presentación visual de estadísticas calculadas mediante gráficos y resúmenes ejecutivos.</w:t>
+      </w:r>
+    </w:p>
+    <w:p>
+      <w:pPr>
+        <w:spacing w:after="0" w:line="360" w:lineRule="auto"/>
+        <w:rPr>
           <w:rFonts w:ascii="Arial" w:eastAsia="Arial" w:hAnsi="Arial" w:cs="Arial"/>
           <w:color w:val="000000"/>
           <w:sz w:val="24"/>
           <w:szCs w:val="24"/>
         </w:rPr>
-        <w:t xml:space="preserve"> </w:t>
-      </w:r>
+      </w:pPr>
     </w:p>
     <w:p>
       <w:pPr>
@@ -4200,7 +5302,6 @@
           <w:sz w:val="24"/>
           <w:szCs w:val="24"/>
         </w:rPr>
-        <w:lastRenderedPageBreak/>
         <w:t>Extensibilidad:</w:t>
       </w:r>
       <w:r>
@@ -4500,6 +5601,7 @@
           <w:sz w:val="24"/>
           <w:szCs w:val="24"/>
         </w:rPr>
+        <w:lastRenderedPageBreak/>
         <w:t xml:space="preserve">Google Chrome </w:t>
       </w:r>
       <w:proofErr w:type="spellStart"/>
@@ -4851,7 +5953,6 @@
           <w:sz w:val="24"/>
           <w:szCs w:val="24"/>
         </w:rPr>
-        <w:lastRenderedPageBreak/>
         <w:t>GitHub:</w:t>
       </w:r>
       <w:r>
@@ -5322,6 +6423,7 @@
           <w:sz w:val="28"/>
           <w:szCs w:val="28"/>
         </w:rPr>
+        <w:lastRenderedPageBreak/>
         <w:t>5.1 Metodología (Marco de trabajo 5W+2H)</w:t>
       </w:r>
       <w:bookmarkEnd w:id="17"/>
@@ -5486,7 +6588,6 @@
           <w:sz w:val="24"/>
           <w:szCs w:val="24"/>
         </w:rPr>
-        <w:lastRenderedPageBreak/>
         <w:t>RF02:</w:t>
       </w:r>
       <w:r>
@@ -5872,6 +6973,7 @@
           <w:sz w:val="24"/>
           <w:szCs w:val="24"/>
         </w:rPr>
+        <w:lastRenderedPageBreak/>
         <w:t>¿QUIÉN? (Usuario)</w:t>
       </w:r>
     </w:p>
@@ -6082,7 +7184,6 @@
           <w:sz w:val="24"/>
           <w:szCs w:val="24"/>
         </w:rPr>
-        <w:lastRenderedPageBreak/>
         <w:t>Programar función JavaScript para capturar datos del formulario</w:t>
       </w:r>
     </w:p>
@@ -6409,6 +7510,7 @@
           <w:sz w:val="24"/>
           <w:szCs w:val="24"/>
         </w:rPr>
+        <w:lastRenderedPageBreak/>
         <w:t>En la pantalla principal de la aplicación, mediante una interfaz de lista o cuadrícula responsiva.</w:t>
       </w:r>
     </w:p>
@@ -6623,7 +7725,6 @@
           <w:sz w:val="24"/>
           <w:szCs w:val="24"/>
         </w:rPr>
-        <w:lastRenderedPageBreak/>
         <w:t>¿CUÁNTO? (Estimación)</w:t>
       </w:r>
     </w:p>
@@ -6941,6 +8042,7 @@
           <w:sz w:val="24"/>
           <w:szCs w:val="24"/>
         </w:rPr>
+        <w:lastRenderedPageBreak/>
         <w:t>Cargar datos actuales en formulario de edición prellenado</w:t>
       </w:r>
     </w:p>
@@ -7253,7 +8355,6 @@
           <w:sz w:val="24"/>
           <w:szCs w:val="24"/>
         </w:rPr>
-        <w:lastRenderedPageBreak/>
         <w:t>¿POR QUÉ? (Solución)</w:t>
       </w:r>
     </w:p>
@@ -7937,7 +9038,6 @@
           <w:sz w:val="24"/>
           <w:szCs w:val="24"/>
         </w:rPr>
-        <w:lastRenderedPageBreak/>
         <w:t>A la hora programada para cada medicamento, incluso con el navegador cerrado o la pantalla bloqueada.</w:t>
       </w:r>
     </w:p>
@@ -8453,6 +9553,7 @@
           <w:sz w:val="24"/>
           <w:szCs w:val="24"/>
         </w:rPr>
+        <w:lastRenderedPageBreak/>
         <w:t>Para reflejar el comportamiento real del usuario y mejorar el control del tratamiento.</w:t>
       </w:r>
     </w:p>
@@ -8685,7 +9786,6 @@
           <w:sz w:val="24"/>
           <w:szCs w:val="24"/>
         </w:rPr>
-        <w:lastRenderedPageBreak/>
         <w:t>RF07</w:t>
       </w:r>
       <w:r>
@@ -9048,6 +10148,7 @@
           <w:sz w:val="24"/>
           <w:szCs w:val="24"/>
         </w:rPr>
+        <w:lastRenderedPageBreak/>
         <w:t>Toda la información recopilada mediante las preguntas 5W+2H se consolida en una matriz estructurada con las siguientes columnas:</w:t>
       </w:r>
     </w:p>
@@ -9063,6 +10164,7 @@
       <w:r>
         <w:rPr>
           <w:rFonts w:ascii="Arial" w:eastAsia="Arial" w:hAnsi="Arial" w:cs="Arial"/>
+          <w:noProof/>
           <w:sz w:val="24"/>
           <w:szCs w:val="24"/>
         </w:rPr>
@@ -9180,7 +10282,6 @@
           <w:sz w:val="24"/>
           <w:szCs w:val="24"/>
         </w:rPr>
-        <w:lastRenderedPageBreak/>
         <w:t>Paso 4: Asignación de Prioridades según Criticidad</w:t>
       </w:r>
     </w:p>
@@ -9276,321 +10377,131 @@
           <w:sz w:val="24"/>
           <w:szCs w:val="24"/>
         </w:rPr>
-        <w:t>RF01</w:t>
-      </w:r>
-      <w:r>
-        <w:rPr>
-          <w:rFonts w:ascii="Arial" w:eastAsia="Arial" w:hAnsi="Arial" w:cs="Arial"/>
-          <w:b/>
-          <w:bCs/>
-          <w:sz w:val="24"/>
-          <w:szCs w:val="24"/>
-        </w:rPr>
-        <w:t xml:space="preserve">: </w:t>
-      </w:r>
-      <w:r>
-        <w:rPr>
-          <w:rFonts w:ascii="Arial" w:eastAsia="Arial" w:hAnsi="Arial" w:cs="Arial"/>
-          <w:b/>
-          <w:bCs/>
-          <w:sz w:val="24"/>
-          <w:szCs w:val="24"/>
-        </w:rPr>
-        <w:t>Crear medicamento</w:t>
-      </w:r>
-      <w:r>
-        <w:rPr>
-          <w:rFonts w:ascii="Arial" w:eastAsia="Arial" w:hAnsi="Arial" w:cs="Arial"/>
-          <w:b/>
-          <w:bCs/>
-          <w:sz w:val="24"/>
-          <w:szCs w:val="24"/>
-        </w:rPr>
-        <w:t xml:space="preserve"> -</w:t>
-      </w:r>
-      <w:r>
-        <w:rPr>
-          <w:rFonts w:ascii="Arial" w:eastAsia="Arial" w:hAnsi="Arial" w:cs="Arial"/>
-          <w:sz w:val="24"/>
-          <w:szCs w:val="24"/>
-        </w:rPr>
-        <w:t xml:space="preserve"> </w:t>
-      </w:r>
-      <w:r>
-        <w:rPr>
-          <w:rFonts w:ascii="Arial" w:eastAsia="Arial" w:hAnsi="Arial" w:cs="Arial"/>
-          <w:sz w:val="24"/>
-          <w:szCs w:val="24"/>
-        </w:rPr>
-        <w:t>Sin esta funcionalidad no es posible iniciar ni registrar ningún tratamiento médico.</w:t>
-      </w:r>
-    </w:p>
-    <w:p>
-      <w:pPr>
-        <w:spacing w:after="0" w:line="360" w:lineRule="auto"/>
-        <w:jc w:val="both"/>
-        <w:rPr>
-          <w:rFonts w:ascii="Arial" w:eastAsia="Arial" w:hAnsi="Arial" w:cs="Arial"/>
-          <w:sz w:val="24"/>
-          <w:szCs w:val="24"/>
-        </w:rPr>
-      </w:pPr>
-      <w:r>
-        <w:rPr>
-          <w:rFonts w:ascii="Arial" w:eastAsia="Arial" w:hAnsi="Arial" w:cs="Arial"/>
-          <w:b/>
-          <w:bCs/>
-          <w:sz w:val="24"/>
-          <w:szCs w:val="24"/>
-        </w:rPr>
-        <w:t>RF02</w:t>
-      </w:r>
-      <w:r>
-        <w:rPr>
-          <w:rFonts w:ascii="Arial" w:eastAsia="Arial" w:hAnsi="Arial" w:cs="Arial"/>
-          <w:b/>
-          <w:bCs/>
-          <w:sz w:val="24"/>
-          <w:szCs w:val="24"/>
-        </w:rPr>
-        <w:t xml:space="preserve">: </w:t>
-      </w:r>
-      <w:r>
-        <w:rPr>
-          <w:rFonts w:ascii="Arial" w:eastAsia="Arial" w:hAnsi="Arial" w:cs="Arial"/>
-          <w:b/>
-          <w:bCs/>
-          <w:sz w:val="24"/>
-          <w:szCs w:val="24"/>
-        </w:rPr>
-        <w:t>Consultar medicamentos</w:t>
-      </w:r>
-      <w:r>
-        <w:rPr>
-          <w:rFonts w:ascii="Arial" w:eastAsia="Arial" w:hAnsi="Arial" w:cs="Arial"/>
-          <w:b/>
-          <w:bCs/>
-          <w:sz w:val="24"/>
-          <w:szCs w:val="24"/>
-        </w:rPr>
-        <w:t xml:space="preserve"> -</w:t>
-      </w:r>
-      <w:r>
-        <w:rPr>
-          <w:rFonts w:ascii="Arial" w:eastAsia="Arial" w:hAnsi="Arial" w:cs="Arial"/>
-          <w:sz w:val="24"/>
-          <w:szCs w:val="24"/>
-        </w:rPr>
-        <w:t xml:space="preserve"> </w:t>
-      </w:r>
-      <w:r>
-        <w:rPr>
-          <w:rFonts w:ascii="Arial" w:eastAsia="Arial" w:hAnsi="Arial" w:cs="Arial"/>
-          <w:sz w:val="24"/>
-          <w:szCs w:val="24"/>
-        </w:rPr>
-        <w:t>Permite al usuario visualizar la información registrada y verificar dosis, horarios y estado del tratamiento.</w:t>
-      </w:r>
-    </w:p>
-    <w:p>
-      <w:pPr>
-        <w:spacing w:after="0" w:line="360" w:lineRule="auto"/>
-        <w:jc w:val="both"/>
-        <w:rPr>
-          <w:rFonts w:ascii="Arial" w:eastAsia="Arial" w:hAnsi="Arial" w:cs="Arial"/>
-          <w:sz w:val="24"/>
-          <w:szCs w:val="24"/>
-        </w:rPr>
-      </w:pPr>
-      <w:r>
-        <w:rPr>
-          <w:rFonts w:ascii="Arial" w:eastAsia="Arial" w:hAnsi="Arial" w:cs="Arial"/>
-          <w:b/>
-          <w:bCs/>
-          <w:sz w:val="24"/>
-          <w:szCs w:val="24"/>
-        </w:rPr>
-        <w:t>RF03</w:t>
-      </w:r>
-      <w:r>
-        <w:rPr>
-          <w:rFonts w:ascii="Arial" w:eastAsia="Arial" w:hAnsi="Arial" w:cs="Arial"/>
-          <w:b/>
-          <w:bCs/>
-          <w:sz w:val="24"/>
-          <w:szCs w:val="24"/>
-        </w:rPr>
-        <w:t>:</w:t>
-      </w:r>
-      <w:r>
-        <w:rPr>
-          <w:rFonts w:ascii="Arial" w:eastAsia="Arial" w:hAnsi="Arial" w:cs="Arial"/>
-          <w:b/>
-          <w:bCs/>
-          <w:sz w:val="24"/>
-          <w:szCs w:val="24"/>
-        </w:rPr>
-        <w:t xml:space="preserve"> Editar medicamento</w:t>
-      </w:r>
-      <w:r>
-        <w:rPr>
-          <w:rFonts w:ascii="Arial" w:eastAsia="Arial" w:hAnsi="Arial" w:cs="Arial"/>
-          <w:b/>
-          <w:bCs/>
-          <w:sz w:val="24"/>
-          <w:szCs w:val="24"/>
-        </w:rPr>
-        <w:t xml:space="preserve"> -</w:t>
-      </w:r>
-      <w:r>
-        <w:rPr>
-          <w:rFonts w:ascii="Arial" w:eastAsia="Arial" w:hAnsi="Arial" w:cs="Arial"/>
-          <w:sz w:val="24"/>
-          <w:szCs w:val="24"/>
-        </w:rPr>
-        <w:t xml:space="preserve"> </w:t>
-      </w:r>
-      <w:r>
-        <w:rPr>
-          <w:rFonts w:ascii="Arial" w:eastAsia="Arial" w:hAnsi="Arial" w:cs="Arial"/>
-          <w:sz w:val="24"/>
-          <w:szCs w:val="24"/>
-        </w:rPr>
-        <w:t>Es esencial para mantener la información actualizada ante cambios en la prescripción médica.</w:t>
-      </w:r>
-    </w:p>
-    <w:p>
-      <w:pPr>
-        <w:spacing w:after="0" w:line="360" w:lineRule="auto"/>
-        <w:jc w:val="both"/>
-        <w:rPr>
-          <w:rFonts w:ascii="Arial" w:eastAsia="Arial" w:hAnsi="Arial" w:cs="Arial"/>
-          <w:sz w:val="24"/>
-          <w:szCs w:val="24"/>
-        </w:rPr>
-      </w:pPr>
-      <w:r>
-        <w:rPr>
-          <w:rFonts w:ascii="Arial" w:eastAsia="Arial" w:hAnsi="Arial" w:cs="Arial"/>
-          <w:b/>
-          <w:bCs/>
-          <w:sz w:val="24"/>
-          <w:szCs w:val="24"/>
-        </w:rPr>
-        <w:t>RF04</w:t>
-      </w:r>
-      <w:r>
-        <w:rPr>
-          <w:rFonts w:ascii="Arial" w:eastAsia="Arial" w:hAnsi="Arial" w:cs="Arial"/>
-          <w:b/>
-          <w:bCs/>
-          <w:sz w:val="24"/>
-          <w:szCs w:val="24"/>
-        </w:rPr>
-        <w:t xml:space="preserve">: </w:t>
-      </w:r>
-      <w:r>
-        <w:rPr>
-          <w:rFonts w:ascii="Arial" w:eastAsia="Arial" w:hAnsi="Arial" w:cs="Arial"/>
-          <w:b/>
-          <w:bCs/>
-          <w:sz w:val="24"/>
-          <w:szCs w:val="24"/>
-        </w:rPr>
-        <w:t>Eliminar medicamento</w:t>
-      </w:r>
-      <w:r>
-        <w:rPr>
-          <w:rFonts w:ascii="Arial" w:eastAsia="Arial" w:hAnsi="Arial" w:cs="Arial"/>
-          <w:b/>
-          <w:bCs/>
-          <w:sz w:val="24"/>
-          <w:szCs w:val="24"/>
-        </w:rPr>
-        <w:t xml:space="preserve"> -</w:t>
-      </w:r>
-      <w:r>
-        <w:rPr>
-          <w:rFonts w:ascii="Arial" w:eastAsia="Arial" w:hAnsi="Arial" w:cs="Arial"/>
-          <w:sz w:val="24"/>
-          <w:szCs w:val="24"/>
-        </w:rPr>
-        <w:t xml:space="preserve"> </w:t>
-      </w:r>
-      <w:r>
-        <w:rPr>
-          <w:rFonts w:ascii="Arial" w:eastAsia="Arial" w:hAnsi="Arial" w:cs="Arial"/>
-          <w:sz w:val="24"/>
-          <w:szCs w:val="24"/>
-        </w:rPr>
-        <w:t>Evita confusiones al retirar tratamientos finalizados y cancela los recordatorios asociados.</w:t>
-      </w:r>
-    </w:p>
-    <w:p>
-      <w:pPr>
-        <w:spacing w:after="0" w:line="360" w:lineRule="auto"/>
-        <w:jc w:val="both"/>
-        <w:rPr>
-          <w:rFonts w:ascii="Arial" w:eastAsia="Arial" w:hAnsi="Arial" w:cs="Arial"/>
-          <w:sz w:val="24"/>
-          <w:szCs w:val="24"/>
-        </w:rPr>
-      </w:pPr>
-      <w:r>
-        <w:rPr>
-          <w:rFonts w:ascii="Arial" w:eastAsia="Arial" w:hAnsi="Arial" w:cs="Arial"/>
-          <w:b/>
-          <w:bCs/>
-          <w:sz w:val="24"/>
-          <w:szCs w:val="24"/>
-        </w:rPr>
-        <w:t>RF05</w:t>
-      </w:r>
-      <w:r>
-        <w:rPr>
-          <w:rFonts w:ascii="Arial" w:eastAsia="Arial" w:hAnsi="Arial" w:cs="Arial"/>
-          <w:b/>
-          <w:bCs/>
-          <w:sz w:val="24"/>
-          <w:szCs w:val="24"/>
-        </w:rPr>
-        <w:t>:</w:t>
-      </w:r>
-      <w:r>
-        <w:rPr>
-          <w:rFonts w:ascii="Arial" w:eastAsia="Arial" w:hAnsi="Arial" w:cs="Arial"/>
-          <w:b/>
-          <w:bCs/>
-          <w:sz w:val="24"/>
-          <w:szCs w:val="24"/>
-        </w:rPr>
-        <w:t xml:space="preserve"> Generar recordatorios de medicació</w:t>
-      </w:r>
-      <w:r>
-        <w:rPr>
-          <w:rFonts w:ascii="Arial" w:eastAsia="Arial" w:hAnsi="Arial" w:cs="Arial"/>
-          <w:b/>
-          <w:bCs/>
-          <w:sz w:val="24"/>
-          <w:szCs w:val="24"/>
-        </w:rPr>
-        <w:t>n -</w:t>
-      </w:r>
-      <w:r>
-        <w:rPr>
-          <w:rFonts w:ascii="Arial" w:eastAsia="Arial" w:hAnsi="Arial" w:cs="Arial"/>
-          <w:sz w:val="24"/>
-          <w:szCs w:val="24"/>
-        </w:rPr>
-        <w:t xml:space="preserve"> </w:t>
-      </w:r>
-      <w:r>
-        <w:rPr>
-          <w:rFonts w:ascii="Arial" w:eastAsia="Arial" w:hAnsi="Arial" w:cs="Arial"/>
-          <w:sz w:val="24"/>
-          <w:szCs w:val="24"/>
-        </w:rPr>
-        <w:t>Representa la funcionalidad principal del sistema, ya que garantiza la adherencia al tratamiento.</w:t>
+        <w:t>RF01: Crear medicamento -</w:t>
+      </w:r>
+      <w:r>
+        <w:rPr>
+          <w:rFonts w:ascii="Arial" w:eastAsia="Arial" w:hAnsi="Arial" w:cs="Arial"/>
+          <w:sz w:val="24"/>
+          <w:szCs w:val="24"/>
+        </w:rPr>
+        <w:t xml:space="preserve"> Sin esta funcionalidad no es posible iniciar ni registrar ningún tratamiento médico.</w:t>
+      </w:r>
+    </w:p>
+    <w:p>
+      <w:pPr>
+        <w:spacing w:after="0" w:line="360" w:lineRule="auto"/>
+        <w:jc w:val="both"/>
+        <w:rPr>
+          <w:rFonts w:ascii="Arial" w:eastAsia="Arial" w:hAnsi="Arial" w:cs="Arial"/>
+          <w:sz w:val="24"/>
+          <w:szCs w:val="24"/>
+        </w:rPr>
+      </w:pPr>
+      <w:r>
+        <w:rPr>
+          <w:rFonts w:ascii="Arial" w:eastAsia="Arial" w:hAnsi="Arial" w:cs="Arial"/>
+          <w:b/>
+          <w:bCs/>
+          <w:sz w:val="24"/>
+          <w:szCs w:val="24"/>
+        </w:rPr>
+        <w:t>RF02: Consultar medicamentos -</w:t>
+      </w:r>
+      <w:r>
+        <w:rPr>
+          <w:rFonts w:ascii="Arial" w:eastAsia="Arial" w:hAnsi="Arial" w:cs="Arial"/>
+          <w:sz w:val="24"/>
+          <w:szCs w:val="24"/>
+        </w:rPr>
+        <w:t xml:space="preserve"> Permite al usuario visualizar la información registrada y verificar dosis, horarios y estado del tratamiento.</w:t>
+      </w:r>
+    </w:p>
+    <w:p>
+      <w:pPr>
+        <w:spacing w:after="0" w:line="360" w:lineRule="auto"/>
+        <w:jc w:val="both"/>
+        <w:rPr>
+          <w:rFonts w:ascii="Arial" w:eastAsia="Arial" w:hAnsi="Arial" w:cs="Arial"/>
+          <w:sz w:val="24"/>
+          <w:szCs w:val="24"/>
+        </w:rPr>
+      </w:pPr>
+      <w:r>
+        <w:rPr>
+          <w:rFonts w:ascii="Arial" w:eastAsia="Arial" w:hAnsi="Arial" w:cs="Arial"/>
+          <w:b/>
+          <w:bCs/>
+          <w:sz w:val="24"/>
+          <w:szCs w:val="24"/>
+        </w:rPr>
+        <w:t>RF03: Editar medicamento -</w:t>
+      </w:r>
+      <w:r>
+        <w:rPr>
+          <w:rFonts w:ascii="Arial" w:eastAsia="Arial" w:hAnsi="Arial" w:cs="Arial"/>
+          <w:sz w:val="24"/>
+          <w:szCs w:val="24"/>
+        </w:rPr>
+        <w:t xml:space="preserve"> Es esencial para mantener la información actualizada ante cambios en la prescripción médica.</w:t>
+      </w:r>
+    </w:p>
+    <w:p>
+      <w:pPr>
+        <w:spacing w:after="0" w:line="360" w:lineRule="auto"/>
+        <w:jc w:val="both"/>
+        <w:rPr>
+          <w:rFonts w:ascii="Arial" w:eastAsia="Arial" w:hAnsi="Arial" w:cs="Arial"/>
+          <w:sz w:val="24"/>
+          <w:szCs w:val="24"/>
+        </w:rPr>
+      </w:pPr>
+      <w:r>
+        <w:rPr>
+          <w:rFonts w:ascii="Arial" w:eastAsia="Arial" w:hAnsi="Arial" w:cs="Arial"/>
+          <w:b/>
+          <w:bCs/>
+          <w:sz w:val="24"/>
+          <w:szCs w:val="24"/>
+        </w:rPr>
+        <w:t>RF04: Eliminar medicamento -</w:t>
+      </w:r>
+      <w:r>
+        <w:rPr>
+          <w:rFonts w:ascii="Arial" w:eastAsia="Arial" w:hAnsi="Arial" w:cs="Arial"/>
+          <w:sz w:val="24"/>
+          <w:szCs w:val="24"/>
+        </w:rPr>
+        <w:t xml:space="preserve"> Evita confusiones al retirar tratamientos finalizados y cancela los recordatorios asociados.</w:t>
+      </w:r>
+    </w:p>
+    <w:p>
+      <w:pPr>
+        <w:spacing w:after="0" w:line="360" w:lineRule="auto"/>
+        <w:jc w:val="both"/>
+        <w:rPr>
+          <w:rFonts w:ascii="Arial" w:eastAsia="Arial" w:hAnsi="Arial" w:cs="Arial"/>
+          <w:sz w:val="24"/>
+          <w:szCs w:val="24"/>
+        </w:rPr>
+      </w:pPr>
+      <w:r>
+        <w:rPr>
+          <w:rFonts w:ascii="Arial" w:eastAsia="Arial" w:hAnsi="Arial" w:cs="Arial"/>
+          <w:b/>
+          <w:bCs/>
+          <w:sz w:val="24"/>
+          <w:szCs w:val="24"/>
+        </w:rPr>
+        <w:t>RF05: Generar recordatorios de medicación -</w:t>
+      </w:r>
+      <w:r>
+        <w:rPr>
+          <w:rFonts w:ascii="Arial" w:eastAsia="Arial" w:hAnsi="Arial" w:cs="Arial"/>
+          <w:sz w:val="24"/>
+          <w:szCs w:val="24"/>
+        </w:rPr>
+        <w:t xml:space="preserve"> Representa la funcionalidad principal del sistema, ya que garantiza la adherencia al tratamiento.</w:t>
       </w:r>
     </w:p>
     <w:p>
@@ -10007,9 +10918,11 @@
         <w:rPr>
           <w:rFonts w:ascii="Arial" w:eastAsia="Arial" w:hAnsi="Arial" w:cs="Arial"/>
           <w:bCs/>
-          <w:sz w:val="24"/>
-          <w:szCs w:val="24"/>
-        </w:rPr>
+          <w:noProof/>
+          <w:sz w:val="24"/>
+          <w:szCs w:val="24"/>
+        </w:rPr>
+        <w:lastRenderedPageBreak/>
         <w:drawing>
           <wp:inline distT="0" distB="0" distL="0" distR="0" wp14:anchorId="7C8964BD" wp14:editId="3DEAAD9B">
             <wp:extent cx="3486637" cy="5734850"/>
@@ -10200,7 +11113,6 @@
           <w:sz w:val="24"/>
           <w:szCs w:val="24"/>
         </w:rPr>
-        <w:lastRenderedPageBreak/>
         <w:t>El registro aparece inmediatamente en la lista de consulta (RF02)</w:t>
       </w:r>
     </w:p>
@@ -10284,6 +11196,7 @@
           <w:sz w:val="24"/>
           <w:szCs w:val="24"/>
         </w:rPr>
+        <w:lastRenderedPageBreak/>
         <w:t>RF02 - Consultar Medicamentos:</w:t>
       </w:r>
     </w:p>
@@ -10915,7 +11828,6 @@
           <w:sz w:val="24"/>
           <w:szCs w:val="24"/>
         </w:rPr>
-        <w:lastRenderedPageBreak/>
         <w:t>El sistema reprograma el siguiente recordatorio según la acción seleccionada.</w:t>
       </w:r>
     </w:p>
@@ -10982,6 +11894,7 @@
           <w:sz w:val="24"/>
           <w:szCs w:val="24"/>
         </w:rPr>
+        <w:lastRenderedPageBreak/>
         <w:t xml:space="preserve">RF07 </w:t>
       </w:r>
       <w:r>
@@ -11466,29 +12379,29 @@
           <w:sz w:val="24"/>
           <w:szCs w:val="24"/>
         </w:rPr>
+        <w:t>Paso 8: Transformación a Historias de Usuario (HU)</w:t>
+      </w:r>
+    </w:p>
+    <w:p>
+      <w:pPr>
+        <w:spacing w:after="0" w:line="360" w:lineRule="auto"/>
+        <w:jc w:val="center"/>
+        <w:rPr>
+          <w:rFonts w:ascii="Arial" w:eastAsia="Arial" w:hAnsi="Arial" w:cs="Arial"/>
+          <w:bCs/>
+          <w:sz w:val="24"/>
+          <w:szCs w:val="24"/>
+        </w:rPr>
+      </w:pPr>
+      <w:r>
+        <w:rPr>
+          <w:rFonts w:ascii="Arial" w:eastAsia="Arial" w:hAnsi="Arial" w:cs="Arial"/>
+          <w:bCs/>
+          <w:noProof/>
+          <w:sz w:val="24"/>
+          <w:szCs w:val="24"/>
+        </w:rPr>
         <w:lastRenderedPageBreak/>
-        <w:t>Paso 8: Transformación a Historias de Usuario (HU)</w:t>
-      </w:r>
-    </w:p>
-    <w:p>
-      <w:pPr>
-        <w:spacing w:after="0" w:line="360" w:lineRule="auto"/>
-        <w:jc w:val="center"/>
-        <w:rPr>
-          <w:rFonts w:ascii="Arial" w:eastAsia="Arial" w:hAnsi="Arial" w:cs="Arial"/>
-          <w:bCs/>
-          <w:sz w:val="24"/>
-          <w:szCs w:val="24"/>
-        </w:rPr>
-      </w:pPr>
-      <w:r>
-        <w:rPr>
-          <w:rFonts w:ascii="Arial" w:eastAsia="Arial" w:hAnsi="Arial" w:cs="Arial"/>
-          <w:bCs/>
-          <w:noProof/>
-          <w:sz w:val="24"/>
-          <w:szCs w:val="24"/>
-        </w:rPr>
         <w:drawing>
           <wp:inline distT="0" distB="0" distL="0" distR="0" wp14:anchorId="09D27383" wp14:editId="5C5253FC">
             <wp:extent cx="5733415" cy="2571115"/>
@@ -11722,50 +12635,50 @@
           <w:rFonts w:asciiTheme="minorHAnsi" w:eastAsia="Arial" w:hAnsiTheme="minorHAnsi" w:cstheme="minorHAnsi"/>
           <w:bCs/>
         </w:rPr>
+        <w:t>Imagen</w:t>
+      </w:r>
+      <w:r>
+        <w:rPr>
+          <w:rFonts w:asciiTheme="minorHAnsi" w:eastAsia="Arial" w:hAnsiTheme="minorHAnsi" w:cstheme="minorHAnsi"/>
+          <w:bCs/>
+        </w:rPr>
+        <w:t xml:space="preserve"> 3</w:t>
+      </w:r>
+      <w:r>
+        <w:rPr>
+          <w:rFonts w:asciiTheme="minorHAnsi" w:eastAsia="Arial" w:hAnsiTheme="minorHAnsi" w:cstheme="minorHAnsi"/>
+          <w:bCs/>
+        </w:rPr>
+        <w:t xml:space="preserve"> Historia de usuario Requisito </w:t>
+      </w:r>
+      <w:r>
+        <w:rPr>
+          <w:rFonts w:asciiTheme="minorHAnsi" w:eastAsia="Arial" w:hAnsiTheme="minorHAnsi" w:cstheme="minorHAnsi"/>
+          <w:bCs/>
+        </w:rPr>
+        <w:t>3</w:t>
+      </w:r>
+    </w:p>
+    <w:p>
+      <w:pPr>
+        <w:spacing w:after="0" w:line="360" w:lineRule="auto"/>
+        <w:jc w:val="center"/>
+        <w:rPr>
+          <w:rFonts w:ascii="Arial" w:eastAsia="Arial" w:hAnsi="Arial" w:cs="Arial"/>
+          <w:bCs/>
+          <w:sz w:val="24"/>
+          <w:szCs w:val="24"/>
+        </w:rPr>
+      </w:pPr>
+      <w:r>
+        <w:rPr>
+          <w:rFonts w:ascii="Arial" w:eastAsia="Arial" w:hAnsi="Arial" w:cs="Arial"/>
+          <w:bCs/>
+          <w:noProof/>
+          <w:sz w:val="24"/>
+          <w:szCs w:val="24"/>
+        </w:rPr>
         <w:lastRenderedPageBreak/>
-        <w:t>Imagen</w:t>
-      </w:r>
-      <w:r>
-        <w:rPr>
-          <w:rFonts w:asciiTheme="minorHAnsi" w:eastAsia="Arial" w:hAnsiTheme="minorHAnsi" w:cstheme="minorHAnsi"/>
-          <w:bCs/>
-        </w:rPr>
-        <w:t xml:space="preserve"> 3</w:t>
-      </w:r>
-      <w:r>
-        <w:rPr>
-          <w:rFonts w:asciiTheme="minorHAnsi" w:eastAsia="Arial" w:hAnsiTheme="minorHAnsi" w:cstheme="minorHAnsi"/>
-          <w:bCs/>
-        </w:rPr>
-        <w:t xml:space="preserve"> Historia de usuario Requisito </w:t>
-      </w:r>
-      <w:r>
-        <w:rPr>
-          <w:rFonts w:asciiTheme="minorHAnsi" w:eastAsia="Arial" w:hAnsiTheme="minorHAnsi" w:cstheme="minorHAnsi"/>
-          <w:bCs/>
-        </w:rPr>
-        <w:t>3</w:t>
-      </w:r>
-    </w:p>
-    <w:p>
-      <w:pPr>
-        <w:spacing w:after="0" w:line="360" w:lineRule="auto"/>
-        <w:jc w:val="center"/>
-        <w:rPr>
-          <w:rFonts w:ascii="Arial" w:eastAsia="Arial" w:hAnsi="Arial" w:cs="Arial"/>
-          <w:bCs/>
-          <w:sz w:val="24"/>
-          <w:szCs w:val="24"/>
-        </w:rPr>
-      </w:pPr>
-      <w:r>
-        <w:rPr>
-          <w:rFonts w:ascii="Arial" w:eastAsia="Arial" w:hAnsi="Arial" w:cs="Arial"/>
-          <w:bCs/>
-          <w:noProof/>
-          <w:sz w:val="24"/>
-          <w:szCs w:val="24"/>
-        </w:rPr>
         <w:drawing>
           <wp:inline distT="0" distB="0" distL="0" distR="0" wp14:anchorId="723682FB" wp14:editId="6AEE8D4E">
             <wp:extent cx="5733415" cy="2583815"/>
@@ -11946,8 +12859,8 @@
         <w:rPr>
           <w:rFonts w:asciiTheme="minorHAnsi" w:eastAsia="Arial" w:hAnsiTheme="minorHAnsi" w:cstheme="minorHAnsi"/>
           <w:bCs/>
-        </w:rPr>
-        <w:lastRenderedPageBreak/>
+          <w:noProof/>
+        </w:rPr>
         <w:drawing>
           <wp:inline distT="0" distB="0" distL="0" distR="0" wp14:anchorId="5349976A" wp14:editId="2BA2C6FA">
             <wp:extent cx="5733415" cy="2556510"/>
@@ -11999,6 +12912,7 @@
           <w:rFonts w:asciiTheme="minorHAnsi" w:eastAsia="Arial" w:hAnsiTheme="minorHAnsi" w:cstheme="minorHAnsi"/>
           <w:bCs/>
         </w:rPr>
+        <w:lastRenderedPageBreak/>
         <w:t>Imagen</w:t>
       </w:r>
       <w:r>
@@ -12006,53 +12920,47 @@
           <w:rFonts w:asciiTheme="minorHAnsi" w:eastAsia="Arial" w:hAnsiTheme="minorHAnsi" w:cstheme="minorHAnsi"/>
           <w:bCs/>
         </w:rPr>
-        <w:t xml:space="preserve"> </w:t>
+        <w:t xml:space="preserve"> 6</w:t>
       </w:r>
       <w:r>
         <w:rPr>
           <w:rFonts w:asciiTheme="minorHAnsi" w:eastAsia="Arial" w:hAnsiTheme="minorHAnsi" w:cstheme="minorHAnsi"/>
           <w:bCs/>
         </w:rPr>
+        <w:t xml:space="preserve"> Historia de usuario Requisito </w:t>
+      </w:r>
+      <w:r>
+        <w:rPr>
+          <w:rFonts w:asciiTheme="minorHAnsi" w:eastAsia="Arial" w:hAnsiTheme="minorHAnsi" w:cstheme="minorHAnsi"/>
+          <w:bCs/>
+        </w:rPr>
         <w:t>6</w:t>
       </w:r>
-      <w:r>
+    </w:p>
+    <w:p>
+      <w:pPr>
+        <w:spacing w:after="0" w:line="360" w:lineRule="auto"/>
+        <w:jc w:val="center"/>
         <w:rPr>
           <w:rFonts w:asciiTheme="minorHAnsi" w:eastAsia="Arial" w:hAnsiTheme="minorHAnsi" w:cstheme="minorHAnsi"/>
           <w:bCs/>
         </w:rPr>
-        <w:t xml:space="preserve"> Historia de usuario Requisito </w:t>
-      </w:r>
-      <w:r>
+      </w:pPr>
+    </w:p>
+    <w:p>
+      <w:pPr>
+        <w:spacing w:after="0" w:line="360" w:lineRule="auto"/>
+        <w:jc w:val="center"/>
         <w:rPr>
           <w:rFonts w:asciiTheme="minorHAnsi" w:eastAsia="Arial" w:hAnsiTheme="minorHAnsi" w:cstheme="minorHAnsi"/>
           <w:bCs/>
         </w:rPr>
-        <w:t>6</w:t>
-      </w:r>
-    </w:p>
-    <w:p>
-      <w:pPr>
-        <w:spacing w:after="0" w:line="360" w:lineRule="auto"/>
-        <w:jc w:val="center"/>
+      </w:pPr>
+      <w:r>
         <w:rPr>
           <w:rFonts w:asciiTheme="minorHAnsi" w:eastAsia="Arial" w:hAnsiTheme="minorHAnsi" w:cstheme="minorHAnsi"/>
           <w:bCs/>
-        </w:rPr>
-      </w:pPr>
-    </w:p>
-    <w:p>
-      <w:pPr>
-        <w:spacing w:after="0" w:line="360" w:lineRule="auto"/>
-        <w:jc w:val="center"/>
-        <w:rPr>
-          <w:rFonts w:asciiTheme="minorHAnsi" w:eastAsia="Arial" w:hAnsiTheme="minorHAnsi" w:cstheme="minorHAnsi"/>
-          <w:bCs/>
-        </w:rPr>
-      </w:pPr>
-      <w:r>
-        <w:rPr>
-          <w:rFonts w:asciiTheme="minorHAnsi" w:eastAsia="Arial" w:hAnsiTheme="minorHAnsi" w:cstheme="minorHAnsi"/>
-          <w:bCs/>
+          <w:noProof/>
         </w:rPr>
         <w:drawing>
           <wp:inline distT="0" distB="0" distL="0" distR="0" wp14:anchorId="2235B260" wp14:editId="1EAD6B76">
@@ -12112,14 +13020,7 @@
           <w:rFonts w:asciiTheme="minorHAnsi" w:eastAsia="Arial" w:hAnsiTheme="minorHAnsi" w:cstheme="minorHAnsi"/>
           <w:bCs/>
         </w:rPr>
-        <w:t xml:space="preserve"> </w:t>
-      </w:r>
-      <w:r>
-        <w:rPr>
-          <w:rFonts w:asciiTheme="minorHAnsi" w:eastAsia="Arial" w:hAnsiTheme="minorHAnsi" w:cstheme="minorHAnsi"/>
-          <w:bCs/>
-        </w:rPr>
-        <w:t>7</w:t>
+        <w:t xml:space="preserve"> 7</w:t>
       </w:r>
       <w:r>
         <w:rPr>
@@ -12302,7 +13203,6 @@
           <w:sz w:val="24"/>
           <w:szCs w:val="24"/>
         </w:rPr>
-        <w:lastRenderedPageBreak/>
         <w:t>La Superioridad de la Arquitectura PWA para la Salud Pública</w:t>
       </w:r>
     </w:p>
@@ -12354,7 +13254,15 @@
           <w:sz w:val="24"/>
           <w:szCs w:val="24"/>
         </w:rPr>
-        <w:t>El equipo combinará conocimientos de programación web (JavaScript y manipulación del DOM) para demostrar cómo es posible ofrecer una experiencia de usuario fluida y con sensación de ser nativa directamente en el navegador. Además, se utilizarán principios de Ingeniería de Software para justificar la facilidad con la que el código podrá ser mantenido y adaptado en el futuro.</w:t>
+        <w:t xml:space="preserve">El equipo combinará conocimientos de programación web (JavaScript y manipulación del DOM) para demostrar cómo es posible ofrecer una </w:t>
+      </w:r>
+      <w:r>
+        <w:rPr>
+          <w:sz w:val="24"/>
+          <w:szCs w:val="24"/>
+        </w:rPr>
+        <w:lastRenderedPageBreak/>
+        <w:t>experiencia de usuario fluida y con sensación de ser nativa directamente en el navegador. Además, se utilizarán principios de Ingeniería de Software para justificar la facilidad con la que el código podrá ser mantenido y adaptado en el futuro.</w:t>
       </w:r>
     </w:p>
     <w:p>
@@ -12611,7 +13519,6 @@
           <w:sz w:val="24"/>
           <w:szCs w:val="24"/>
         </w:rPr>
-        <w:lastRenderedPageBreak/>
         <w:t>Esto se compara con técnicas inferiores, como el "sondeo constante" (</w:t>
       </w:r>
       <w:proofErr w:type="spellStart"/>
@@ -12778,6 +13685,7 @@
           <w:sz w:val="24"/>
           <w:szCs w:val="24"/>
         </w:rPr>
+        <w:lastRenderedPageBreak/>
         <w:t>Producto Mínimo Viable (MVP) completamente funcional</w:t>
       </w:r>
       <w:r>
@@ -13575,7 +14483,6 @@
                 <w:rFonts w:ascii="Times New Roman"/>
                 <w:sz w:val="20"/>
               </w:rPr>
-              <w:lastRenderedPageBreak/>
               <w:t>1</w:t>
             </w:r>
           </w:p>
@@ -14429,6 +15336,7 @@
           <w:sz w:val="28"/>
           <w:szCs w:val="28"/>
         </w:rPr>
+        <w:lastRenderedPageBreak/>
         <w:t>8.1 Humana</w:t>
       </w:r>
       <w:bookmarkEnd w:id="25"/>
@@ -14988,7 +15896,6 @@
           <w:b/>
           <w:color w:val="000000"/>
         </w:rPr>
-        <w:lastRenderedPageBreak/>
         <w:t>Lógica y Arquitectura:</w:t>
       </w:r>
       <w:r>
@@ -16034,7 +16941,6 @@
               </w:rPr>
             </w:pPr>
             <w:r>
-              <w:lastRenderedPageBreak/>
               <w:t>Control de Versiones</w:t>
             </w:r>
           </w:p>
@@ -16199,6 +17105,7 @@
           <w:bCs/>
           <w:color w:val="000000"/>
         </w:rPr>
+        <w:lastRenderedPageBreak/>
         <w:t xml:space="preserve">El Sprint permitió consolidar los cimientos funcionales del sistema </w:t>
       </w:r>
       <w:proofErr w:type="spellStart"/>
@@ -16582,6 +17489,7 @@
       <w:r>
         <w:rPr>
           <w:rFonts w:ascii="Arial" w:eastAsia="Arial" w:hAnsi="Arial" w:cs="Arial"/>
+          <w:noProof/>
           <w:sz w:val="20"/>
           <w:szCs w:val="20"/>
         </w:rPr>
@@ -17484,6 +18392,7 @@
         <w:rPr>
           <w:rFonts w:ascii="Arial" w:eastAsia="Arial" w:hAnsi="Arial" w:cs="Arial"/>
           <w:b/>
+          <w:noProof/>
           <w:color w:val="0070C0"/>
           <w:sz w:val="36"/>
           <w:szCs w:val="36"/>
@@ -17707,6 +18616,7 @@
         <w:rPr>
           <w:rFonts w:ascii="Arial" w:eastAsia="Arial" w:hAnsi="Arial" w:cs="Arial"/>
           <w:b/>
+          <w:noProof/>
           <w:color w:val="0070C0"/>
           <w:sz w:val="36"/>
           <w:szCs w:val="36"/>
@@ -24300,6 +25210,15 @@
 </file>
 
 <file path=customXml/item1.xml><?xml version="1.0" encoding="utf-8"?>
+<?mso-contentType ?>
+<FormTemplates xmlns="http://schemas.microsoft.com/sharepoint/v3/contenttype/forms">
+  <Display>DocumentLibraryForm</Display>
+  <Edit>DocumentLibraryForm</Edit>
+  <New>DocumentLibraryForm</New>
+</FormTemplates>
+</file>
+
+<file path=customXml/item2.xml><?xml version="1.0" encoding="utf-8"?>
 <ct:contentTypeSchema xmlns:ct="http://schemas.microsoft.com/office/2006/metadata/contentType" xmlns:ma="http://schemas.microsoft.com/office/2006/metadata/properties/metaAttributes" ct:_="" ma:_="" ma:contentTypeName="Documento" ma:contentTypeID="0x01010020C5B3A326F77845827D913794014974" ma:contentTypeVersion="4" ma:contentTypeDescription="Crear nuevo documento." ma:contentTypeScope="" ma:versionID="f7d943da176341960d1fc9b88b49b349">
   <xsd:schema xmlns:xsd="http://www.w3.org/2001/XMLSchema" xmlns:xs="http://www.w3.org/2001/XMLSchema" xmlns:p="http://schemas.microsoft.com/office/2006/metadata/properties" xmlns:ns2="8754659f-219c-4351-9808-e54f3b0e9a99" targetNamespace="http://schemas.microsoft.com/office/2006/metadata/properties" ma:root="true" ma:fieldsID="6fb933a20ad68a6e54d4ee5d3d54b77b" ns2:_="">
     <xsd:import namespace="8754659f-219c-4351-9808-e54f3b0e9a99"/>
@@ -24443,17 +25362,10 @@
 </ct:contentTypeSchema>
 </file>
 
-<file path=customXml/item2.xml><?xml version="1.0" encoding="utf-8"?>
-<?mso-contentType ?>
-<FormTemplates xmlns="http://schemas.microsoft.com/sharepoint/v3/contenttype/forms">
-  <Display>DocumentLibraryForm</Display>
-  <Edit>DocumentLibraryForm</Edit>
-  <New>DocumentLibraryForm</New>
-</FormTemplates>
-</file>
-
 <file path=customXml/item3.xml><?xml version="1.0" encoding="utf-8"?>
-<b:Sources xmlns:b="http://schemas.openxmlformats.org/officeDocument/2006/bibliography" xmlns="http://schemas.openxmlformats.org/officeDocument/2006/bibliography" SelectedStyle="\APASixthEditionOfficeOnline.xsl" StyleName="APA" Version="6"/>
+<go:gDocsCustomXmlDataStorage xmlns:go="http://customooxmlschemas.google.com/" xmlns:r="http://schemas.openxmlformats.org/officeDocument/2006/relationships">
+  <go:docsCustomData xmlns:go="http://customooxmlschemas.google.com/" roundtripDataSignature="AMtx7mhFi2yYpoz+YmO2aLnSIP0/L5GH3Q==">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</go:docsCustomData>
+</go:gDocsCustomXmlDataStorage>
 </file>
 
 <file path=customXml/item4.xml><?xml version="1.0" encoding="utf-8"?>
@@ -24463,12 +25375,18 @@
 </file>
 
 <file path=customXml/item5.xml><?xml version="1.0" encoding="utf-8"?>
-<go:gDocsCustomXmlDataStorage xmlns:go="http://customooxmlschemas.google.com/" xmlns:r="http://schemas.openxmlformats.org/officeDocument/2006/relationships">
-  <go:docsCustomData xmlns:go="http://customooxmlschemas.google.com/" roundtripDataSignature="AMtx7mhFi2yYpoz+YmO2aLnSIP0/L5GH3Q==">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</go:docsCustomData>
-</go:gDocsCustomXmlDataStorage>
+<b:Sources xmlns:b="http://schemas.openxmlformats.org/officeDocument/2006/bibliography" xmlns="http://schemas.openxmlformats.org/officeDocument/2006/bibliography" SelectedStyle="\APASixthEditionOfficeOnline.xsl" StyleName="APA" Version="6"/>
 </file>
 
 <file path=customXml/itemProps1.xml><?xml version="1.0" encoding="utf-8"?>
+<ds:datastoreItem xmlns:ds="http://schemas.openxmlformats.org/officeDocument/2006/customXml" ds:itemID="{AF097B10-B79D-4849-84D1-24682DFBD9B3}">
+  <ds:schemaRefs>
+    <ds:schemaRef ds:uri="http://schemas.microsoft.com/sharepoint/v3/contenttype/forms"/>
+  </ds:schemaRefs>
+</ds:datastoreItem>
+</file>
+
+<file path=customXml/itemProps2.xml><?xml version="1.0" encoding="utf-8"?>
 <ds:datastoreItem xmlns:ds="http://schemas.openxmlformats.org/officeDocument/2006/customXml" ds:itemID="{D35EAD06-55D1-4F83-B613-E97354444E08}">
   <ds:schemaRefs>
     <ds:schemaRef ds:uri="http://schemas.microsoft.com/office/2006/metadata/contentType"/>
@@ -24486,18 +25404,11 @@
 </ds:datastoreItem>
 </file>
 
-<file path=customXml/itemProps2.xml><?xml version="1.0" encoding="utf-8"?>
-<ds:datastoreItem xmlns:ds="http://schemas.openxmlformats.org/officeDocument/2006/customXml" ds:itemID="{AF097B10-B79D-4849-84D1-24682DFBD9B3}">
+<file path=customXml/itemProps3.xml><?xml version="1.0" encoding="utf-8"?>
+<ds:datastoreItem xmlns:ds="http://schemas.openxmlformats.org/officeDocument/2006/customXml" ds:itemID="{11111111-1234-1234-1234-123412341234}">
   <ds:schemaRefs>
-    <ds:schemaRef ds:uri="http://schemas.microsoft.com/sharepoint/v3/contenttype/forms"/>
-  </ds:schemaRefs>
-</ds:datastoreItem>
-</file>
-
-<file path=customXml/itemProps3.xml><?xml version="1.0" encoding="utf-8"?>
-<ds:datastoreItem xmlns:ds="http://schemas.openxmlformats.org/officeDocument/2006/customXml" ds:itemID="{55E8F73F-C14D-4893-B7EF-EB6C36BE6174}">
-  <ds:schemaRefs>
-    <ds:schemaRef ds:uri="http://schemas.openxmlformats.org/officeDocument/2006/bibliography"/>
+    <ds:schemaRef ds:uri="http://customooxmlschemas.google.com/"/>
+    <ds:schemaRef ds:uri="http://schemas.openxmlformats.org/officeDocument/2006/relationships"/>
   </ds:schemaRefs>
 </ds:datastoreItem>
 </file>
@@ -24512,10 +25423,9 @@
 </file>
 
 <file path=customXml/itemProps5.xml><?xml version="1.0" encoding="utf-8"?>
-<ds:datastoreItem xmlns:ds="http://schemas.openxmlformats.org/officeDocument/2006/customXml" ds:itemID="{11111111-1234-1234-1234-123412341234}">
+<ds:datastoreItem xmlns:ds="http://schemas.openxmlformats.org/officeDocument/2006/customXml" ds:itemID="{55E8F73F-C14D-4893-B7EF-EB6C36BE6174}">
   <ds:schemaRefs>
-    <ds:schemaRef ds:uri="http://customooxmlschemas.google.com/"/>
-    <ds:schemaRef ds:uri="http://schemas.openxmlformats.org/officeDocument/2006/relationships"/>
+    <ds:schemaRef ds:uri="http://schemas.openxmlformats.org/officeDocument/2006/bibliography"/>
   </ds:schemaRefs>
 </ds:datastoreItem>
 </file>